--- a/Quicksort.docx
+++ b/Quicksort.docx
@@ -487,20 +487,27 @@
     <w:sdt>
       <w:sdtPr>
         <w:rPr>
-          <w:rFonts w:ascii="Arial" w:eastAsiaTheme="minorHAnsi" w:hAnsi="Arial" w:cstheme="minorBidi"/>
-          <w:color w:val="000000" w:themeColor="text1"/>
-          <w:kern w:val="2"/>
-          <w:sz w:val="24"/>
-          <w:szCs w:val="24"/>
-          <w:lang w:val="de-DE" w:eastAsia="en-US"/>
-          <w14:ligatures w14:val="standardContextual"/>
-        </w:rPr>
-        <w:id w:val="-764379482"/>
+          <w:lang w:val="de-DE"/>
+        </w:rPr>
+        <w:id w:val="717327735"/>
         <w:docPartObj>
           <w:docPartGallery w:val="Table of Contents"/>
           <w:docPartUnique/>
         </w:docPartObj>
       </w:sdtPr>
+      <w:sdtEndPr>
+        <w:rPr>
+          <w:rFonts w:ascii="Arial" w:eastAsiaTheme="minorHAnsi" w:hAnsi="Arial" w:cstheme="minorBidi"/>
+          <w:b/>
+          <w:bCs/>
+          <w:color w:val="000000" w:themeColor="text1"/>
+          <w:kern w:val="2"/>
+          <w:sz w:val="24"/>
+          <w:szCs w:val="24"/>
+          <w:lang w:eastAsia="en-US"/>
+          <w14:ligatures w14:val="standardContextual"/>
+        </w:rPr>
+      </w:sdtEndPr>
       <w:sdtContent>
         <w:p>
           <w:pPr>
@@ -516,663 +523,1554 @@
         <w:p>
           <w:pPr>
             <w:pStyle w:val="Verzeichnis1"/>
+            <w:tabs>
+              <w:tab w:val="right" w:leader="dot" w:pos="9060"/>
+            </w:tabs>
+            <w:rPr>
+              <w:rFonts w:cstheme="minorBidi"/>
+              <w:noProof/>
+              <w:kern w:val="2"/>
+              <w:sz w:val="24"/>
+              <w:szCs w:val="24"/>
+              <w14:ligatures w14:val="standardContextual"/>
+            </w:rPr>
           </w:pPr>
           <w:r>
-            <w:rPr>
-              <w:b/>
-              <w:bCs/>
-            </w:rPr>
-            <w:t>1.Einleitung</w:t>
+            <w:fldChar w:fldCharType="begin"/>
           </w:r>
           <w:r>
-            <w:ptab w:relativeTo="margin" w:alignment="right" w:leader="dot"/>
+            <w:instrText xml:space="preserve"> TOC \o "1-3" \h \z \u </w:instrText>
           </w:r>
+          <w:r>
+            <w:fldChar w:fldCharType="separate"/>
+          </w:r>
+          <w:hyperlink w:anchor="_Toc237793826" w:history="1">
+            <w:r>
+              <w:rPr>
+                <w:rStyle w:val="Hyperlink"/>
+                <w:noProof/>
+              </w:rPr>
+              <w:t>1.Einleitung</w:t>
+            </w:r>
+            <w:r>
+              <w:rPr>
+                <w:noProof/>
+                <w:webHidden/>
+              </w:rPr>
+              <w:tab/>
+            </w:r>
+            <w:r>
+              <w:rPr>
+                <w:noProof/>
+                <w:webHidden/>
+              </w:rPr>
+              <w:fldChar w:fldCharType="begin"/>
+            </w:r>
+            <w:r>
+              <w:rPr>
+                <w:noProof/>
+                <w:webHidden/>
+              </w:rPr>
+              <w:instrText xml:space="preserve"> PAGEREF _Toc237793826 \h </w:instrText>
+            </w:r>
+            <w:r>
+              <w:rPr>
+                <w:noProof/>
+                <w:webHidden/>
+              </w:rPr>
+            </w:r>
+            <w:r>
+              <w:rPr>
+                <w:noProof/>
+                <w:webHidden/>
+              </w:rPr>
+              <w:fldChar w:fldCharType="separate"/>
+            </w:r>
+            <w:r>
+              <w:rPr>
+                <w:noProof/>
+                <w:webHidden/>
+              </w:rPr>
+              <w:t>3</w:t>
+            </w:r>
+            <w:r>
+              <w:rPr>
+                <w:noProof/>
+                <w:webHidden/>
+              </w:rPr>
+              <w:fldChar w:fldCharType="end"/>
+            </w:r>
+          </w:hyperlink>
+        </w:p>
+        <w:p>
+          <w:pPr>
+            <w:pStyle w:val="Verzeichnis1"/>
+            <w:tabs>
+              <w:tab w:val="right" w:leader="dot" w:pos="9060"/>
+            </w:tabs>
+            <w:rPr>
+              <w:rFonts w:cstheme="minorBidi"/>
+              <w:noProof/>
+              <w:kern w:val="2"/>
+              <w:sz w:val="24"/>
+              <w:szCs w:val="24"/>
+              <w14:ligatures w14:val="standardContextual"/>
+            </w:rPr>
+          </w:pPr>
+          <w:hyperlink w:anchor="_Toc237793827" w:history="1">
+            <w:r>
+              <w:rPr>
+                <w:rStyle w:val="Hyperlink"/>
+                <w:noProof/>
+              </w:rPr>
+              <w:t>2.Eigenschaften von Quicksort (ca. 1.5 Seiten)</w:t>
+            </w:r>
+            <w:r>
+              <w:rPr>
+                <w:noProof/>
+                <w:webHidden/>
+              </w:rPr>
+              <w:tab/>
+            </w:r>
+            <w:r>
+              <w:rPr>
+                <w:noProof/>
+                <w:webHidden/>
+              </w:rPr>
+              <w:fldChar w:fldCharType="begin"/>
+            </w:r>
+            <w:r>
+              <w:rPr>
+                <w:noProof/>
+                <w:webHidden/>
+              </w:rPr>
+              <w:instrText xml:space="preserve"> PAGEREF _Toc237793827 \h </w:instrText>
+            </w:r>
+            <w:r>
+              <w:rPr>
+                <w:noProof/>
+                <w:webHidden/>
+              </w:rPr>
+            </w:r>
+            <w:r>
+              <w:rPr>
+                <w:noProof/>
+                <w:webHidden/>
+              </w:rPr>
+              <w:fldChar w:fldCharType="separate"/>
+            </w:r>
+            <w:r>
+              <w:rPr>
+                <w:noProof/>
+                <w:webHidden/>
+              </w:rPr>
+              <w:t>3</w:t>
+            </w:r>
+            <w:r>
+              <w:rPr>
+                <w:noProof/>
+                <w:webHidden/>
+              </w:rPr>
+              <w:fldChar w:fldCharType="end"/>
+            </w:r>
+          </w:hyperlink>
+        </w:p>
+        <w:p>
+          <w:pPr>
+            <w:pStyle w:val="Verzeichnis2"/>
+            <w:tabs>
+              <w:tab w:val="right" w:leader="dot" w:pos="9060"/>
+            </w:tabs>
+            <w:rPr>
+              <w:rFonts w:cstheme="minorBidi"/>
+              <w:noProof/>
+              <w:kern w:val="2"/>
+              <w:sz w:val="24"/>
+              <w:szCs w:val="24"/>
+              <w14:ligatures w14:val="standardContextual"/>
+            </w:rPr>
+          </w:pPr>
+          <w:hyperlink w:anchor="_Toc237793828" w:history="1">
+            <w:r>
+              <w:rPr>
+                <w:rStyle w:val="Hyperlink"/>
+                <w:noProof/>
+              </w:rPr>
+              <w:t>2.1 Stabilität</w:t>
+            </w:r>
+            <w:r>
+              <w:rPr>
+                <w:noProof/>
+                <w:webHidden/>
+              </w:rPr>
+              <w:tab/>
+            </w:r>
+            <w:r>
+              <w:rPr>
+                <w:noProof/>
+                <w:webHidden/>
+              </w:rPr>
+              <w:fldChar w:fldCharType="begin"/>
+            </w:r>
+            <w:r>
+              <w:rPr>
+                <w:noProof/>
+                <w:webHidden/>
+              </w:rPr>
+              <w:instrText xml:space="preserve"> PAGEREF _Toc237793828 \h </w:instrText>
+            </w:r>
+            <w:r>
+              <w:rPr>
+                <w:noProof/>
+                <w:webHidden/>
+              </w:rPr>
+            </w:r>
+            <w:r>
+              <w:rPr>
+                <w:noProof/>
+                <w:webHidden/>
+              </w:rPr>
+              <w:fldChar w:fldCharType="separate"/>
+            </w:r>
+            <w:r>
+              <w:rPr>
+                <w:noProof/>
+                <w:webHidden/>
+              </w:rPr>
+              <w:t>3</w:t>
+            </w:r>
+            <w:r>
+              <w:rPr>
+                <w:noProof/>
+                <w:webHidden/>
+              </w:rPr>
+              <w:fldChar w:fldCharType="end"/>
+            </w:r>
+          </w:hyperlink>
+        </w:p>
+        <w:p>
+          <w:pPr>
+            <w:pStyle w:val="Verzeichnis2"/>
+            <w:tabs>
+              <w:tab w:val="right" w:leader="dot" w:pos="9060"/>
+            </w:tabs>
+            <w:rPr>
+              <w:rFonts w:cstheme="minorBidi"/>
+              <w:noProof/>
+              <w:kern w:val="2"/>
+              <w:sz w:val="24"/>
+              <w:szCs w:val="24"/>
+              <w14:ligatures w14:val="standardContextual"/>
+            </w:rPr>
+          </w:pPr>
+          <w:hyperlink w:anchor="_Toc237793829" w:history="1">
+            <w:r>
+              <w:rPr>
+                <w:rStyle w:val="Hyperlink"/>
+                <w:noProof/>
+              </w:rPr>
+              <w:t>2.2 Zeitkomplexität</w:t>
+            </w:r>
+            <w:r>
+              <w:rPr>
+                <w:noProof/>
+                <w:webHidden/>
+              </w:rPr>
+              <w:tab/>
+            </w:r>
+            <w:r>
+              <w:rPr>
+                <w:noProof/>
+                <w:webHidden/>
+              </w:rPr>
+              <w:fldChar w:fldCharType="begin"/>
+            </w:r>
+            <w:r>
+              <w:rPr>
+                <w:noProof/>
+                <w:webHidden/>
+              </w:rPr>
+              <w:instrText xml:space="preserve"> PAGEREF _Toc237793829 \h </w:instrText>
+            </w:r>
+            <w:r>
+              <w:rPr>
+                <w:noProof/>
+                <w:webHidden/>
+              </w:rPr>
+            </w:r>
+            <w:r>
+              <w:rPr>
+                <w:noProof/>
+                <w:webHidden/>
+              </w:rPr>
+              <w:fldChar w:fldCharType="separate"/>
+            </w:r>
+            <w:r>
+              <w:rPr>
+                <w:noProof/>
+                <w:webHidden/>
+              </w:rPr>
+              <w:t>4</w:t>
+            </w:r>
+            <w:r>
+              <w:rPr>
+                <w:noProof/>
+                <w:webHidden/>
+              </w:rPr>
+              <w:fldChar w:fldCharType="end"/>
+            </w:r>
+          </w:hyperlink>
+        </w:p>
+        <w:p>
+          <w:pPr>
+            <w:pStyle w:val="Verzeichnis2"/>
+            <w:tabs>
+              <w:tab w:val="right" w:leader="dot" w:pos="9060"/>
+            </w:tabs>
+            <w:rPr>
+              <w:rFonts w:cstheme="minorBidi"/>
+              <w:noProof/>
+              <w:kern w:val="2"/>
+              <w:sz w:val="24"/>
+              <w:szCs w:val="24"/>
+              <w14:ligatures w14:val="standardContextual"/>
+            </w:rPr>
+          </w:pPr>
+          <w:hyperlink w:anchor="_Toc237793830" w:history="1">
+            <w:r>
+              <w:rPr>
+                <w:rStyle w:val="Hyperlink"/>
+                <w:noProof/>
+              </w:rPr>
+              <w:t>2.4 Worst Case</w:t>
+            </w:r>
+            <w:r>
+              <w:rPr>
+                <w:noProof/>
+                <w:webHidden/>
+              </w:rPr>
+              <w:tab/>
+            </w:r>
+            <w:r>
+              <w:rPr>
+                <w:noProof/>
+                <w:webHidden/>
+              </w:rPr>
+              <w:fldChar w:fldCharType="begin"/>
+            </w:r>
+            <w:r>
+              <w:rPr>
+                <w:noProof/>
+                <w:webHidden/>
+              </w:rPr>
+              <w:instrText xml:space="preserve"> PAGEREF _Toc237793830 \h </w:instrText>
+            </w:r>
+            <w:r>
+              <w:rPr>
+                <w:noProof/>
+                <w:webHidden/>
+              </w:rPr>
+            </w:r>
+            <w:r>
+              <w:rPr>
+                <w:noProof/>
+                <w:webHidden/>
+              </w:rPr>
+              <w:fldChar w:fldCharType="separate"/>
+            </w:r>
+            <w:r>
+              <w:rPr>
+                <w:noProof/>
+                <w:webHidden/>
+              </w:rPr>
+              <w:t>5</w:t>
+            </w:r>
+            <w:r>
+              <w:rPr>
+                <w:noProof/>
+                <w:webHidden/>
+              </w:rPr>
+              <w:fldChar w:fldCharType="end"/>
+            </w:r>
+          </w:hyperlink>
+        </w:p>
+        <w:p>
+          <w:pPr>
+            <w:pStyle w:val="Verzeichnis1"/>
+            <w:tabs>
+              <w:tab w:val="right" w:leader="dot" w:pos="9060"/>
+            </w:tabs>
+            <w:rPr>
+              <w:rFonts w:cstheme="minorBidi"/>
+              <w:noProof/>
+              <w:kern w:val="2"/>
+              <w:sz w:val="24"/>
+              <w:szCs w:val="24"/>
+              <w14:ligatures w14:val="standardContextual"/>
+            </w:rPr>
+          </w:pPr>
+          <w:hyperlink w:anchor="_Toc237793831" w:history="1">
+            <w:r>
+              <w:rPr>
+                <w:rStyle w:val="Hyperlink"/>
+                <w:noProof/>
+              </w:rPr>
+              <w:t>3. Konzeptionelle Arbeitsweise</w:t>
+            </w:r>
+            <w:r>
+              <w:rPr>
+                <w:noProof/>
+                <w:webHidden/>
+              </w:rPr>
+              <w:tab/>
+            </w:r>
+            <w:r>
+              <w:rPr>
+                <w:noProof/>
+                <w:webHidden/>
+              </w:rPr>
+              <w:fldChar w:fldCharType="begin"/>
+            </w:r>
+            <w:r>
+              <w:rPr>
+                <w:noProof/>
+                <w:webHidden/>
+              </w:rPr>
+              <w:instrText xml:space="preserve"> PAGEREF _Toc237793831 \h </w:instrText>
+            </w:r>
+            <w:r>
+              <w:rPr>
+                <w:noProof/>
+                <w:webHidden/>
+              </w:rPr>
+            </w:r>
+            <w:r>
+              <w:rPr>
+                <w:noProof/>
+                <w:webHidden/>
+              </w:rPr>
+              <w:fldChar w:fldCharType="separate"/>
+            </w:r>
+            <w:r>
+              <w:rPr>
+                <w:noProof/>
+                <w:webHidden/>
+              </w:rPr>
+              <w:t>6</w:t>
+            </w:r>
+            <w:r>
+              <w:rPr>
+                <w:noProof/>
+                <w:webHidden/>
+              </w:rPr>
+              <w:fldChar w:fldCharType="end"/>
+            </w:r>
+          </w:hyperlink>
+        </w:p>
+        <w:p>
+          <w:pPr>
+            <w:pStyle w:val="Verzeichnis2"/>
+            <w:tabs>
+              <w:tab w:val="right" w:leader="dot" w:pos="9060"/>
+            </w:tabs>
+            <w:rPr>
+              <w:rFonts w:cstheme="minorBidi"/>
+              <w:noProof/>
+              <w:kern w:val="2"/>
+              <w:sz w:val="24"/>
+              <w:szCs w:val="24"/>
+              <w14:ligatures w14:val="standardContextual"/>
+            </w:rPr>
+          </w:pPr>
+          <w:hyperlink w:anchor="_Toc237793832" w:history="1">
+            <w:r>
+              <w:rPr>
+                <w:rStyle w:val="Hyperlink"/>
+                <w:noProof/>
+              </w:rPr>
+              <w:t>3.1 Divide-and-Conquer</w:t>
+            </w:r>
+            <w:r>
+              <w:rPr>
+                <w:noProof/>
+                <w:webHidden/>
+              </w:rPr>
+              <w:tab/>
+            </w:r>
+            <w:r>
+              <w:rPr>
+                <w:noProof/>
+                <w:webHidden/>
+              </w:rPr>
+              <w:fldChar w:fldCharType="begin"/>
+            </w:r>
+            <w:r>
+              <w:rPr>
+                <w:noProof/>
+                <w:webHidden/>
+              </w:rPr>
+              <w:instrText xml:space="preserve"> PAGEREF _Toc237793832 \h </w:instrText>
+            </w:r>
+            <w:r>
+              <w:rPr>
+                <w:noProof/>
+                <w:webHidden/>
+              </w:rPr>
+            </w:r>
+            <w:r>
+              <w:rPr>
+                <w:noProof/>
+                <w:webHidden/>
+              </w:rPr>
+              <w:fldChar w:fldCharType="separate"/>
+            </w:r>
+            <w:r>
+              <w:rPr>
+                <w:noProof/>
+                <w:webHidden/>
+              </w:rPr>
+              <w:t>6</w:t>
+            </w:r>
+            <w:r>
+              <w:rPr>
+                <w:noProof/>
+                <w:webHidden/>
+              </w:rPr>
+              <w:fldChar w:fldCharType="end"/>
+            </w:r>
+          </w:hyperlink>
+        </w:p>
+        <w:p>
+          <w:pPr>
+            <w:pStyle w:val="Verzeichnis2"/>
+            <w:tabs>
+              <w:tab w:val="right" w:leader="dot" w:pos="9060"/>
+            </w:tabs>
+            <w:rPr>
+              <w:rFonts w:cstheme="minorBidi"/>
+              <w:noProof/>
+              <w:kern w:val="2"/>
+              <w:sz w:val="24"/>
+              <w:szCs w:val="24"/>
+              <w14:ligatures w14:val="standardContextual"/>
+            </w:rPr>
+          </w:pPr>
+          <w:hyperlink w:anchor="_Toc237793833" w:history="1">
+            <w:r>
+              <w:rPr>
+                <w:rStyle w:val="Hyperlink"/>
+                <w:noProof/>
+              </w:rPr>
+              <w:t>3.2 Pivot-Element</w:t>
+            </w:r>
+            <w:r>
+              <w:rPr>
+                <w:noProof/>
+                <w:webHidden/>
+              </w:rPr>
+              <w:tab/>
+            </w:r>
+            <w:r>
+              <w:rPr>
+                <w:noProof/>
+                <w:webHidden/>
+              </w:rPr>
+              <w:fldChar w:fldCharType="begin"/>
+            </w:r>
+            <w:r>
+              <w:rPr>
+                <w:noProof/>
+                <w:webHidden/>
+              </w:rPr>
+              <w:instrText xml:space="preserve"> PAGEREF _Toc237793833 \h </w:instrText>
+            </w:r>
+            <w:r>
+              <w:rPr>
+                <w:noProof/>
+                <w:webHidden/>
+              </w:rPr>
+            </w:r>
+            <w:r>
+              <w:rPr>
+                <w:noProof/>
+                <w:webHidden/>
+              </w:rPr>
+              <w:fldChar w:fldCharType="separate"/>
+            </w:r>
+            <w:r>
+              <w:rPr>
+                <w:noProof/>
+                <w:webHidden/>
+              </w:rPr>
+              <w:t>6</w:t>
+            </w:r>
+            <w:r>
+              <w:rPr>
+                <w:noProof/>
+                <w:webHidden/>
+              </w:rPr>
+              <w:fldChar w:fldCharType="end"/>
+            </w:r>
+          </w:hyperlink>
+        </w:p>
+        <w:p>
+          <w:pPr>
+            <w:pStyle w:val="Verzeichnis2"/>
+            <w:tabs>
+              <w:tab w:val="right" w:leader="dot" w:pos="9060"/>
+            </w:tabs>
+            <w:rPr>
+              <w:rFonts w:cstheme="minorBidi"/>
+              <w:noProof/>
+              <w:kern w:val="2"/>
+              <w:sz w:val="24"/>
+              <w:szCs w:val="24"/>
+              <w14:ligatures w14:val="standardContextual"/>
+            </w:rPr>
+          </w:pPr>
+          <w:hyperlink w:anchor="_Toc237793834" w:history="1">
+            <w:r>
+              <w:rPr>
+                <w:rStyle w:val="Hyperlink"/>
+                <w:noProof/>
+              </w:rPr>
+              <w:t>3.3 Partitionierung</w:t>
+            </w:r>
+            <w:r>
+              <w:rPr>
+                <w:noProof/>
+                <w:webHidden/>
+              </w:rPr>
+              <w:tab/>
+            </w:r>
+            <w:r>
+              <w:rPr>
+                <w:noProof/>
+                <w:webHidden/>
+              </w:rPr>
+              <w:fldChar w:fldCharType="begin"/>
+            </w:r>
+            <w:r>
+              <w:rPr>
+                <w:noProof/>
+                <w:webHidden/>
+              </w:rPr>
+              <w:instrText xml:space="preserve"> PAGEREF _Toc237793834 \h </w:instrText>
+            </w:r>
+            <w:r>
+              <w:rPr>
+                <w:noProof/>
+                <w:webHidden/>
+              </w:rPr>
+            </w:r>
+            <w:r>
+              <w:rPr>
+                <w:noProof/>
+                <w:webHidden/>
+              </w:rPr>
+              <w:fldChar w:fldCharType="separate"/>
+            </w:r>
+            <w:r>
+              <w:rPr>
+                <w:noProof/>
+                <w:webHidden/>
+              </w:rPr>
+              <w:t>6</w:t>
+            </w:r>
+            <w:r>
+              <w:rPr>
+                <w:noProof/>
+                <w:webHidden/>
+              </w:rPr>
+              <w:fldChar w:fldCharType="end"/>
+            </w:r>
+          </w:hyperlink>
+        </w:p>
+        <w:p>
+          <w:pPr>
+            <w:pStyle w:val="Verzeichnis2"/>
+            <w:tabs>
+              <w:tab w:val="right" w:leader="dot" w:pos="9060"/>
+            </w:tabs>
+            <w:rPr>
+              <w:rFonts w:cstheme="minorBidi"/>
+              <w:noProof/>
+              <w:kern w:val="2"/>
+              <w:sz w:val="24"/>
+              <w:szCs w:val="24"/>
+              <w14:ligatures w14:val="standardContextual"/>
+            </w:rPr>
+          </w:pPr>
+          <w:hyperlink w:anchor="_Toc237793835" w:history="1">
+            <w:r>
+              <w:rPr>
+                <w:rStyle w:val="Hyperlink"/>
+                <w:noProof/>
+              </w:rPr>
+              <w:t>3.4 Rekursion</w:t>
+            </w:r>
+            <w:r>
+              <w:rPr>
+                <w:noProof/>
+                <w:webHidden/>
+              </w:rPr>
+              <w:tab/>
+            </w:r>
+            <w:r>
+              <w:rPr>
+                <w:noProof/>
+                <w:webHidden/>
+              </w:rPr>
+              <w:fldChar w:fldCharType="begin"/>
+            </w:r>
+            <w:r>
+              <w:rPr>
+                <w:noProof/>
+                <w:webHidden/>
+              </w:rPr>
+              <w:instrText xml:space="preserve"> PAGEREF _Toc237793835 \h </w:instrText>
+            </w:r>
+            <w:r>
+              <w:rPr>
+                <w:noProof/>
+                <w:webHidden/>
+              </w:rPr>
+            </w:r>
+            <w:r>
+              <w:rPr>
+                <w:noProof/>
+                <w:webHidden/>
+              </w:rPr>
+              <w:fldChar w:fldCharType="separate"/>
+            </w:r>
+            <w:r>
+              <w:rPr>
+                <w:noProof/>
+                <w:webHidden/>
+              </w:rPr>
+              <w:t>7</w:t>
+            </w:r>
+            <w:r>
+              <w:rPr>
+                <w:noProof/>
+                <w:webHidden/>
+              </w:rPr>
+              <w:fldChar w:fldCharType="end"/>
+            </w:r>
+          </w:hyperlink>
+        </w:p>
+        <w:p>
+          <w:pPr>
+            <w:pStyle w:val="Verzeichnis2"/>
+            <w:tabs>
+              <w:tab w:val="right" w:leader="dot" w:pos="9060"/>
+            </w:tabs>
+            <w:rPr>
+              <w:rFonts w:cstheme="minorBidi"/>
+              <w:noProof/>
+              <w:kern w:val="2"/>
+              <w:sz w:val="24"/>
+              <w:szCs w:val="24"/>
+              <w14:ligatures w14:val="standardContextual"/>
+            </w:rPr>
+          </w:pPr>
+          <w:hyperlink w:anchor="_Toc237793836" w:history="1">
+            <w:r>
+              <w:rPr>
+                <w:rStyle w:val="Hyperlink"/>
+                <w:noProof/>
+              </w:rPr>
+              <w:t>3.5 Beispiel</w:t>
+            </w:r>
+            <w:r>
+              <w:rPr>
+                <w:noProof/>
+                <w:webHidden/>
+              </w:rPr>
+              <w:tab/>
+            </w:r>
+            <w:r>
+              <w:rPr>
+                <w:noProof/>
+                <w:webHidden/>
+              </w:rPr>
+              <w:fldChar w:fldCharType="begin"/>
+            </w:r>
+            <w:r>
+              <w:rPr>
+                <w:noProof/>
+                <w:webHidden/>
+              </w:rPr>
+              <w:instrText xml:space="preserve"> PAGEREF _Toc237793836 \h </w:instrText>
+            </w:r>
+            <w:r>
+              <w:rPr>
+                <w:noProof/>
+                <w:webHidden/>
+              </w:rPr>
+            </w:r>
+            <w:r>
+              <w:rPr>
+                <w:noProof/>
+                <w:webHidden/>
+              </w:rPr>
+              <w:fldChar w:fldCharType="separate"/>
+            </w:r>
+            <w:r>
+              <w:rPr>
+                <w:noProof/>
+                <w:webHidden/>
+              </w:rPr>
+              <w:t>7</w:t>
+            </w:r>
+            <w:r>
+              <w:rPr>
+                <w:noProof/>
+                <w:webHidden/>
+              </w:rPr>
+              <w:fldChar w:fldCharType="end"/>
+            </w:r>
+          </w:hyperlink>
+        </w:p>
+        <w:p>
+          <w:pPr>
+            <w:pStyle w:val="Verzeichnis1"/>
+            <w:tabs>
+              <w:tab w:val="right" w:leader="dot" w:pos="9060"/>
+            </w:tabs>
+            <w:rPr>
+              <w:rFonts w:cstheme="minorBidi"/>
+              <w:noProof/>
+              <w:kern w:val="2"/>
+              <w:sz w:val="24"/>
+              <w:szCs w:val="24"/>
+              <w14:ligatures w14:val="standardContextual"/>
+            </w:rPr>
+          </w:pPr>
+          <w:hyperlink w:anchor="_Toc237793837" w:history="1">
+            <w:r>
+              <w:rPr>
+                <w:rStyle w:val="Hyperlink"/>
+                <w:noProof/>
+              </w:rPr>
+              <w:t>4. Implementierung von Quicksort</w:t>
+            </w:r>
+            <w:r>
+              <w:rPr>
+                <w:noProof/>
+                <w:webHidden/>
+              </w:rPr>
+              <w:tab/>
+            </w:r>
+            <w:r>
+              <w:rPr>
+                <w:noProof/>
+                <w:webHidden/>
+              </w:rPr>
+              <w:fldChar w:fldCharType="begin"/>
+            </w:r>
+            <w:r>
+              <w:rPr>
+                <w:noProof/>
+                <w:webHidden/>
+              </w:rPr>
+              <w:instrText xml:space="preserve"> PAGEREF _Toc237793837 \h </w:instrText>
+            </w:r>
+            <w:r>
+              <w:rPr>
+                <w:noProof/>
+                <w:webHidden/>
+              </w:rPr>
+            </w:r>
+            <w:r>
+              <w:rPr>
+                <w:noProof/>
+                <w:webHidden/>
+              </w:rPr>
+              <w:fldChar w:fldCharType="separate"/>
+            </w:r>
+            <w:r>
+              <w:rPr>
+                <w:noProof/>
+                <w:webHidden/>
+              </w:rPr>
+              <w:t>9</w:t>
+            </w:r>
+            <w:r>
+              <w:rPr>
+                <w:noProof/>
+                <w:webHidden/>
+              </w:rPr>
+              <w:fldChar w:fldCharType="end"/>
+            </w:r>
+          </w:hyperlink>
+        </w:p>
+        <w:p>
+          <w:pPr>
+            <w:pStyle w:val="Verzeichnis2"/>
+            <w:tabs>
+              <w:tab w:val="right" w:leader="dot" w:pos="9060"/>
+            </w:tabs>
+            <w:rPr>
+              <w:rFonts w:cstheme="minorBidi"/>
+              <w:noProof/>
+              <w:kern w:val="2"/>
+              <w:sz w:val="24"/>
+              <w:szCs w:val="24"/>
+              <w14:ligatures w14:val="standardContextual"/>
+            </w:rPr>
+          </w:pPr>
+          <w:hyperlink w:anchor="_Toc237793838" w:history="1">
+            <w:r>
+              <w:rPr>
+                <w:rStyle w:val="Hyperlink"/>
+                <w:noProof/>
+              </w:rPr>
+              <w:t>4.1 Pseudocode</w:t>
+            </w:r>
+            <w:r>
+              <w:rPr>
+                <w:noProof/>
+                <w:webHidden/>
+              </w:rPr>
+              <w:tab/>
+            </w:r>
+            <w:r>
+              <w:rPr>
+                <w:noProof/>
+                <w:webHidden/>
+              </w:rPr>
+              <w:fldChar w:fldCharType="begin"/>
+            </w:r>
+            <w:r>
+              <w:rPr>
+                <w:noProof/>
+                <w:webHidden/>
+              </w:rPr>
+              <w:instrText xml:space="preserve"> PAGEREF _Toc237793838 \h </w:instrText>
+            </w:r>
+            <w:r>
+              <w:rPr>
+                <w:noProof/>
+                <w:webHidden/>
+              </w:rPr>
+            </w:r>
+            <w:r>
+              <w:rPr>
+                <w:noProof/>
+                <w:webHidden/>
+              </w:rPr>
+              <w:fldChar w:fldCharType="separate"/>
+            </w:r>
+            <w:r>
+              <w:rPr>
+                <w:noProof/>
+                <w:webHidden/>
+              </w:rPr>
+              <w:t>9</w:t>
+            </w:r>
+            <w:r>
+              <w:rPr>
+                <w:noProof/>
+                <w:webHidden/>
+              </w:rPr>
+              <w:fldChar w:fldCharType="end"/>
+            </w:r>
+          </w:hyperlink>
+        </w:p>
+        <w:p>
+          <w:pPr>
+            <w:pStyle w:val="Verzeichnis2"/>
+            <w:tabs>
+              <w:tab w:val="right" w:leader="dot" w:pos="9060"/>
+            </w:tabs>
+            <w:rPr>
+              <w:rFonts w:cstheme="minorBidi"/>
+              <w:noProof/>
+              <w:kern w:val="2"/>
+              <w:sz w:val="24"/>
+              <w:szCs w:val="24"/>
+              <w14:ligatures w14:val="standardContextual"/>
+            </w:rPr>
+          </w:pPr>
+          <w:hyperlink w:anchor="_Toc237793839" w:history="1">
+            <w:r>
+              <w:rPr>
+                <w:rStyle w:val="Hyperlink"/>
+                <w:noProof/>
+              </w:rPr>
+              <w:t>4.2 Integration in das vorgegebene Framework</w:t>
+            </w:r>
+            <w:r>
+              <w:rPr>
+                <w:noProof/>
+                <w:webHidden/>
+              </w:rPr>
+              <w:tab/>
+            </w:r>
+            <w:r>
+              <w:rPr>
+                <w:noProof/>
+                <w:webHidden/>
+              </w:rPr>
+              <w:fldChar w:fldCharType="begin"/>
+            </w:r>
+            <w:r>
+              <w:rPr>
+                <w:noProof/>
+                <w:webHidden/>
+              </w:rPr>
+              <w:instrText xml:space="preserve"> PAGEREF _Toc237793839 \h </w:instrText>
+            </w:r>
+            <w:r>
+              <w:rPr>
+                <w:noProof/>
+                <w:webHidden/>
+              </w:rPr>
+            </w:r>
+            <w:r>
+              <w:rPr>
+                <w:noProof/>
+                <w:webHidden/>
+              </w:rPr>
+              <w:fldChar w:fldCharType="separate"/>
+            </w:r>
+            <w:r>
+              <w:rPr>
+                <w:noProof/>
+                <w:webHidden/>
+              </w:rPr>
+              <w:t>9</w:t>
+            </w:r>
+            <w:r>
+              <w:rPr>
+                <w:noProof/>
+                <w:webHidden/>
+              </w:rPr>
+              <w:fldChar w:fldCharType="end"/>
+            </w:r>
+          </w:hyperlink>
+        </w:p>
+        <w:p>
+          <w:pPr>
+            <w:pStyle w:val="Verzeichnis1"/>
+            <w:tabs>
+              <w:tab w:val="right" w:leader="dot" w:pos="9060"/>
+            </w:tabs>
+            <w:rPr>
+              <w:rFonts w:cstheme="minorBidi"/>
+              <w:noProof/>
+              <w:kern w:val="2"/>
+              <w:sz w:val="24"/>
+              <w:szCs w:val="24"/>
+              <w14:ligatures w14:val="standardContextual"/>
+            </w:rPr>
+          </w:pPr>
+          <w:hyperlink w:anchor="_Toc237793840" w:history="1">
+            <w:r>
+              <w:rPr>
+                <w:rStyle w:val="Hyperlink"/>
+                <w:noProof/>
+              </w:rPr>
+              <w:t>5.In-Place-Implementierung (ca. 0.5 Seite)</w:t>
+            </w:r>
+            <w:r>
+              <w:rPr>
+                <w:noProof/>
+                <w:webHidden/>
+              </w:rPr>
+              <w:tab/>
+            </w:r>
+            <w:r>
+              <w:rPr>
+                <w:noProof/>
+                <w:webHidden/>
+              </w:rPr>
+              <w:fldChar w:fldCharType="begin"/>
+            </w:r>
+            <w:r>
+              <w:rPr>
+                <w:noProof/>
+                <w:webHidden/>
+              </w:rPr>
+              <w:instrText xml:space="preserve"> PAGEREF _Toc237793840 \h </w:instrText>
+            </w:r>
+            <w:r>
+              <w:rPr>
+                <w:noProof/>
+                <w:webHidden/>
+              </w:rPr>
+            </w:r>
+            <w:r>
+              <w:rPr>
+                <w:noProof/>
+                <w:webHidden/>
+              </w:rPr>
+              <w:fldChar w:fldCharType="separate"/>
+            </w:r>
+            <w:r>
+              <w:rPr>
+                <w:noProof/>
+                <w:webHidden/>
+              </w:rPr>
+              <w:t>9</w:t>
+            </w:r>
+            <w:r>
+              <w:rPr>
+                <w:noProof/>
+                <w:webHidden/>
+              </w:rPr>
+              <w:fldChar w:fldCharType="end"/>
+            </w:r>
+          </w:hyperlink>
+        </w:p>
+        <w:p>
+          <w:pPr>
+            <w:pStyle w:val="Verzeichnis1"/>
+            <w:tabs>
+              <w:tab w:val="right" w:leader="dot" w:pos="9060"/>
+            </w:tabs>
+            <w:rPr>
+              <w:rFonts w:cstheme="minorBidi"/>
+              <w:noProof/>
+              <w:kern w:val="2"/>
+              <w:sz w:val="24"/>
+              <w:szCs w:val="24"/>
+              <w14:ligatures w14:val="standardContextual"/>
+            </w:rPr>
+          </w:pPr>
+          <w:hyperlink w:anchor="_Toc237793841" w:history="1">
+            <w:r>
+              <w:rPr>
+                <w:rStyle w:val="Hyperlink"/>
+                <w:noProof/>
+              </w:rPr>
+              <w:t>6. Einsatzbereiche und Abgrenzung</w:t>
+            </w:r>
+            <w:r>
+              <w:rPr>
+                <w:noProof/>
+                <w:webHidden/>
+              </w:rPr>
+              <w:tab/>
+            </w:r>
+            <w:r>
+              <w:rPr>
+                <w:noProof/>
+                <w:webHidden/>
+              </w:rPr>
+              <w:fldChar w:fldCharType="begin"/>
+            </w:r>
+            <w:r>
+              <w:rPr>
+                <w:noProof/>
+                <w:webHidden/>
+              </w:rPr>
+              <w:instrText xml:space="preserve"> PAGEREF _Toc237793841 \h </w:instrText>
+            </w:r>
+            <w:r>
+              <w:rPr>
+                <w:noProof/>
+                <w:webHidden/>
+              </w:rPr>
+            </w:r>
+            <w:r>
+              <w:rPr>
+                <w:noProof/>
+                <w:webHidden/>
+              </w:rPr>
+              <w:fldChar w:fldCharType="separate"/>
+            </w:r>
+            <w:r>
+              <w:rPr>
+                <w:noProof/>
+                <w:webHidden/>
+              </w:rPr>
+              <w:t>9</w:t>
+            </w:r>
+            <w:r>
+              <w:rPr>
+                <w:noProof/>
+                <w:webHidden/>
+              </w:rPr>
+              <w:fldChar w:fldCharType="end"/>
+            </w:r>
+          </w:hyperlink>
+        </w:p>
+        <w:p>
+          <w:pPr>
+            <w:pStyle w:val="Verzeichnis2"/>
+            <w:tabs>
+              <w:tab w:val="right" w:leader="dot" w:pos="9060"/>
+            </w:tabs>
+            <w:rPr>
+              <w:rFonts w:cstheme="minorBidi"/>
+              <w:noProof/>
+              <w:kern w:val="2"/>
+              <w:sz w:val="24"/>
+              <w:szCs w:val="24"/>
+              <w14:ligatures w14:val="standardContextual"/>
+            </w:rPr>
+          </w:pPr>
+          <w:hyperlink w:anchor="_Toc237793842" w:history="1">
+            <w:r>
+              <w:rPr>
+                <w:rStyle w:val="Hyperlink"/>
+                <w:noProof/>
+              </w:rPr>
+              <w:t>6.1 Einsatzbereiche</w:t>
+            </w:r>
+            <w:r>
+              <w:rPr>
+                <w:noProof/>
+                <w:webHidden/>
+              </w:rPr>
+              <w:tab/>
+            </w:r>
+            <w:r>
+              <w:rPr>
+                <w:noProof/>
+                <w:webHidden/>
+              </w:rPr>
+              <w:fldChar w:fldCharType="begin"/>
+            </w:r>
+            <w:r>
+              <w:rPr>
+                <w:noProof/>
+                <w:webHidden/>
+              </w:rPr>
+              <w:instrText xml:space="preserve"> PAGEREF _Toc237793842 \h </w:instrText>
+            </w:r>
+            <w:r>
+              <w:rPr>
+                <w:noProof/>
+                <w:webHidden/>
+              </w:rPr>
+            </w:r>
+            <w:r>
+              <w:rPr>
+                <w:noProof/>
+                <w:webHidden/>
+              </w:rPr>
+              <w:fldChar w:fldCharType="separate"/>
+            </w:r>
+            <w:r>
+              <w:rPr>
+                <w:noProof/>
+                <w:webHidden/>
+              </w:rPr>
+              <w:t>9</w:t>
+            </w:r>
+            <w:r>
+              <w:rPr>
+                <w:noProof/>
+                <w:webHidden/>
+              </w:rPr>
+              <w:fldChar w:fldCharType="end"/>
+            </w:r>
+          </w:hyperlink>
+        </w:p>
+        <w:p>
+          <w:pPr>
+            <w:pStyle w:val="Verzeichnis2"/>
+            <w:tabs>
+              <w:tab w:val="right" w:leader="dot" w:pos="9060"/>
+            </w:tabs>
+            <w:rPr>
+              <w:rFonts w:cstheme="minorBidi"/>
+              <w:noProof/>
+              <w:kern w:val="2"/>
+              <w:sz w:val="24"/>
+              <w:szCs w:val="24"/>
+              <w14:ligatures w14:val="standardContextual"/>
+            </w:rPr>
+          </w:pPr>
+          <w:hyperlink w:anchor="_Toc237793843" w:history="1">
+            <w:r>
+              <w:rPr>
+                <w:rStyle w:val="Hyperlink"/>
+                <w:noProof/>
+              </w:rPr>
+              <w:t>6.2 Vorteile und Nachteile</w:t>
+            </w:r>
+            <w:r>
+              <w:rPr>
+                <w:noProof/>
+                <w:webHidden/>
+              </w:rPr>
+              <w:tab/>
+            </w:r>
+            <w:r>
+              <w:rPr>
+                <w:noProof/>
+                <w:webHidden/>
+              </w:rPr>
+              <w:fldChar w:fldCharType="begin"/>
+            </w:r>
+            <w:r>
+              <w:rPr>
+                <w:noProof/>
+                <w:webHidden/>
+              </w:rPr>
+              <w:instrText xml:space="preserve"> PAGEREF _Toc237793843 \h </w:instrText>
+            </w:r>
+            <w:r>
+              <w:rPr>
+                <w:noProof/>
+                <w:webHidden/>
+              </w:rPr>
+            </w:r>
+            <w:r>
+              <w:rPr>
+                <w:noProof/>
+                <w:webHidden/>
+              </w:rPr>
+              <w:fldChar w:fldCharType="separate"/>
+            </w:r>
+            <w:r>
+              <w:rPr>
+                <w:noProof/>
+                <w:webHidden/>
+              </w:rPr>
+              <w:t>9</w:t>
+            </w:r>
+            <w:r>
+              <w:rPr>
+                <w:noProof/>
+                <w:webHidden/>
+              </w:rPr>
+              <w:fldChar w:fldCharType="end"/>
+            </w:r>
+          </w:hyperlink>
+        </w:p>
+        <w:p>
+          <w:pPr>
+            <w:pStyle w:val="Verzeichnis2"/>
+            <w:tabs>
+              <w:tab w:val="right" w:leader="dot" w:pos="9060"/>
+            </w:tabs>
+            <w:rPr>
+              <w:rFonts w:cstheme="minorBidi"/>
+              <w:noProof/>
+              <w:kern w:val="2"/>
+              <w:sz w:val="24"/>
+              <w:szCs w:val="24"/>
+              <w14:ligatures w14:val="standardContextual"/>
+            </w:rPr>
+          </w:pPr>
+          <w:hyperlink w:anchor="_Toc237793844" w:history="1">
+            <w:r>
+              <w:rPr>
+                <w:rStyle w:val="Hyperlink"/>
+                <w:noProof/>
+              </w:rPr>
+              <w:t>6.3 Abgrenzung zu anderen Sortieralgorithmen</w:t>
+            </w:r>
+            <w:r>
+              <w:rPr>
+                <w:noProof/>
+                <w:webHidden/>
+              </w:rPr>
+              <w:tab/>
+            </w:r>
+            <w:r>
+              <w:rPr>
+                <w:noProof/>
+                <w:webHidden/>
+              </w:rPr>
+              <w:fldChar w:fldCharType="begin"/>
+            </w:r>
+            <w:r>
+              <w:rPr>
+                <w:noProof/>
+                <w:webHidden/>
+              </w:rPr>
+              <w:instrText xml:space="preserve"> PAGEREF _Toc237793844 \h </w:instrText>
+            </w:r>
+            <w:r>
+              <w:rPr>
+                <w:noProof/>
+                <w:webHidden/>
+              </w:rPr>
+            </w:r>
+            <w:r>
+              <w:rPr>
+                <w:noProof/>
+                <w:webHidden/>
+              </w:rPr>
+              <w:fldChar w:fldCharType="separate"/>
+            </w:r>
+            <w:r>
+              <w:rPr>
+                <w:noProof/>
+                <w:webHidden/>
+              </w:rPr>
+              <w:t>10</w:t>
+            </w:r>
+            <w:r>
+              <w:rPr>
+                <w:noProof/>
+                <w:webHidden/>
+              </w:rPr>
+              <w:fldChar w:fldCharType="end"/>
+            </w:r>
+          </w:hyperlink>
+        </w:p>
+        <w:p>
+          <w:pPr>
+            <w:pStyle w:val="Verzeichnis1"/>
+            <w:tabs>
+              <w:tab w:val="right" w:leader="dot" w:pos="9060"/>
+            </w:tabs>
+            <w:rPr>
+              <w:rFonts w:cstheme="minorBidi"/>
+              <w:noProof/>
+              <w:kern w:val="2"/>
+              <w:sz w:val="24"/>
+              <w:szCs w:val="24"/>
+              <w14:ligatures w14:val="standardContextual"/>
+            </w:rPr>
+          </w:pPr>
+          <w:hyperlink w:anchor="_Toc237793845" w:history="1">
+            <w:r>
+              <w:rPr>
+                <w:rStyle w:val="Hyperlink"/>
+                <w:noProof/>
+              </w:rPr>
+              <w:t>7. Fazit</w:t>
+            </w:r>
+            <w:r>
+              <w:rPr>
+                <w:noProof/>
+                <w:webHidden/>
+              </w:rPr>
+              <w:tab/>
+            </w:r>
+            <w:r>
+              <w:rPr>
+                <w:noProof/>
+                <w:webHidden/>
+              </w:rPr>
+              <w:fldChar w:fldCharType="begin"/>
+            </w:r>
+            <w:r>
+              <w:rPr>
+                <w:noProof/>
+                <w:webHidden/>
+              </w:rPr>
+              <w:instrText xml:space="preserve"> PAGEREF _Toc237793845 \h </w:instrText>
+            </w:r>
+            <w:r>
+              <w:rPr>
+                <w:noProof/>
+                <w:webHidden/>
+              </w:rPr>
+            </w:r>
+            <w:r>
+              <w:rPr>
+                <w:noProof/>
+                <w:webHidden/>
+              </w:rPr>
+              <w:fldChar w:fldCharType="separate"/>
+            </w:r>
+            <w:r>
+              <w:rPr>
+                <w:noProof/>
+                <w:webHidden/>
+              </w:rPr>
+              <w:t>10</w:t>
+            </w:r>
+            <w:r>
+              <w:rPr>
+                <w:noProof/>
+                <w:webHidden/>
+              </w:rPr>
+              <w:fldChar w:fldCharType="end"/>
+            </w:r>
+          </w:hyperlink>
+        </w:p>
+        <w:p>
+          <w:pPr>
+            <w:pStyle w:val="Verzeichnis1"/>
+            <w:tabs>
+              <w:tab w:val="right" w:leader="dot" w:pos="9060"/>
+            </w:tabs>
+            <w:rPr>
+              <w:rFonts w:cstheme="minorBidi"/>
+              <w:noProof/>
+              <w:kern w:val="2"/>
+              <w:sz w:val="24"/>
+              <w:szCs w:val="24"/>
+              <w14:ligatures w14:val="standardContextual"/>
+            </w:rPr>
+          </w:pPr>
+          <w:hyperlink w:anchor="_Toc237793846" w:history="1">
+            <w:r>
+              <w:rPr>
+                <w:rStyle w:val="Hyperlink"/>
+                <w:noProof/>
+              </w:rPr>
+              <w:t>8. Quellenverzeichnis</w:t>
+            </w:r>
+            <w:r>
+              <w:rPr>
+                <w:noProof/>
+                <w:webHidden/>
+              </w:rPr>
+              <w:tab/>
+            </w:r>
+            <w:r>
+              <w:rPr>
+                <w:noProof/>
+                <w:webHidden/>
+              </w:rPr>
+              <w:fldChar w:fldCharType="begin"/>
+            </w:r>
+            <w:r>
+              <w:rPr>
+                <w:noProof/>
+                <w:webHidden/>
+              </w:rPr>
+              <w:instrText xml:space="preserve"> PAGEREF _Toc237793846 \h </w:instrText>
+            </w:r>
+            <w:r>
+              <w:rPr>
+                <w:noProof/>
+                <w:webHidden/>
+              </w:rPr>
+            </w:r>
+            <w:r>
+              <w:rPr>
+                <w:noProof/>
+                <w:webHidden/>
+              </w:rPr>
+              <w:fldChar w:fldCharType="separate"/>
+            </w:r>
+            <w:r>
+              <w:rPr>
+                <w:noProof/>
+                <w:webHidden/>
+              </w:rPr>
+              <w:t>10</w:t>
+            </w:r>
+            <w:r>
+              <w:rPr>
+                <w:noProof/>
+                <w:webHidden/>
+              </w:rPr>
+              <w:fldChar w:fldCharType="end"/>
+            </w:r>
+          </w:hyperlink>
+        </w:p>
+        <w:p>
           <w:r>
             <w:rPr>
               <w:b/>
               <w:bCs/>
               <w:lang w:val="de-DE"/>
             </w:rPr>
-            <w:t>1</w:t>
+            <w:fldChar w:fldCharType="end"/>
           </w:r>
-        </w:p>
-        <w:p>
-          <w:pPr>
-            <w:pStyle w:val="Verzeichnis1"/>
-          </w:pPr>
-          <w:r>
-            <w:rPr>
-              <w:b/>
-              <w:bCs/>
-            </w:rPr>
-            <w:t>2. Eigenschaften von Quicksort</w:t>
-          </w:r>
-          <w:r>
-            <w:ptab w:relativeTo="margin" w:alignment="right" w:leader="dot"/>
-          </w:r>
-          <w:r>
-            <w:rPr>
-              <w:b/>
-              <w:bCs/>
-              <w:lang w:val="de-DE"/>
-            </w:rPr>
-            <w:t>4</w:t>
-          </w:r>
-        </w:p>
-        <w:p>
-          <w:pPr>
-            <w:pStyle w:val="Verzeichnis2"/>
-            <w:ind w:left="216"/>
-            <w:rPr>
-              <w:lang w:val="de-DE"/>
-            </w:rPr>
-          </w:pPr>
-          <w:r>
-            <w:t>2.1 Stabilität</w:t>
-          </w:r>
-          <w:r>
-            <w:ptab w:relativeTo="margin" w:alignment="right" w:leader="dot"/>
-          </w:r>
-          <w:r>
-            <w:rPr>
-              <w:lang w:val="de-DE"/>
-            </w:rPr>
-            <w:t>5</w:t>
-          </w:r>
-        </w:p>
-        <w:p>
-          <w:pPr>
-            <w:pStyle w:val="Verzeichnis2"/>
-            <w:ind w:left="216"/>
-            <w:rPr>
-              <w:lang w:val="de-DE"/>
-            </w:rPr>
-          </w:pPr>
-          <w:r>
-            <w:t>2.2 Zeitkomplexität</w:t>
-          </w:r>
-          <w:r>
-            <w:ptab w:relativeTo="margin" w:alignment="right" w:leader="dot"/>
-          </w:r>
-          <w:r>
-            <w:rPr>
-              <w:lang w:val="de-DE"/>
-            </w:rPr>
-            <w:t>6</w:t>
-          </w:r>
-        </w:p>
-        <w:p>
-          <w:pPr>
-            <w:pStyle w:val="Verzeichnis2"/>
-            <w:ind w:left="216"/>
-            <w:rPr>
-              <w:lang w:val="de-DE"/>
-            </w:rPr>
-          </w:pPr>
-          <w:r>
-            <w:t>2.3 Best Case</w:t>
-          </w:r>
-          <w:r>
-            <w:ptab w:relativeTo="margin" w:alignment="right" w:leader="dot"/>
-          </w:r>
-          <w:r>
-            <w:rPr>
-              <w:lang w:val="de-DE"/>
-            </w:rPr>
-            <w:t>6</w:t>
-          </w:r>
-        </w:p>
-        <w:p>
-          <w:pPr>
-            <w:pStyle w:val="Verzeichnis2"/>
-            <w:ind w:left="216"/>
-          </w:pPr>
-          <w:r>
-            <w:t>2.4 Worst Case</w:t>
-          </w:r>
-          <w:r>
-            <w:ptab w:relativeTo="margin" w:alignment="right" w:leader="dot"/>
-          </w:r>
-          <w:r>
-            <w:rPr>
-              <w:lang w:val="de-DE"/>
-            </w:rPr>
-            <w:t>6</w:t>
-          </w:r>
-        </w:p>
-        <w:p>
-          <w:pPr>
-            <w:rPr>
-              <w:lang w:val="de-DE" w:eastAsia="de-CH"/>
-            </w:rPr>
-          </w:pPr>
-        </w:p>
-        <w:p>
-          <w:pPr>
-            <w:pStyle w:val="Verzeichnis1"/>
-          </w:pPr>
-          <w:r>
-            <w:rPr>
-              <w:b/>
-              <w:bCs/>
-            </w:rPr>
-            <w:t>3. Konzeptionelle Arbeitsweise</w:t>
-          </w:r>
-          <w:r>
-            <w:ptab w:relativeTo="margin" w:alignment="right" w:leader="dot"/>
-          </w:r>
-          <w:r>
-            <w:rPr>
-              <w:b/>
-              <w:bCs/>
-              <w:lang w:val="de-DE"/>
-            </w:rPr>
-            <w:t>1</w:t>
-          </w:r>
-        </w:p>
-        <w:p>
-          <w:pPr>
-            <w:pStyle w:val="Verzeichnis2"/>
-            <w:ind w:left="216"/>
-            <w:rPr>
-              <w:lang w:val="de-DE"/>
-            </w:rPr>
-          </w:pPr>
-          <w:r>
-            <w:t>3.1 Divide-and-Conquer</w:t>
-          </w:r>
-          <w:r>
-            <w:ptab w:relativeTo="margin" w:alignment="right" w:leader="dot"/>
-          </w:r>
-          <w:r>
-            <w:rPr>
-              <w:lang w:val="de-DE"/>
-            </w:rPr>
-            <w:t>2</w:t>
-          </w:r>
-        </w:p>
-        <w:p>
-          <w:pPr>
-            <w:pStyle w:val="Verzeichnis2"/>
-            <w:ind w:left="216"/>
-            <w:rPr>
-              <w:lang w:val="de-DE"/>
-            </w:rPr>
-          </w:pPr>
-          <w:r>
-            <w:t>3.2 Pivot-Element</w:t>
-          </w:r>
-          <w:r>
-            <w:ptab w:relativeTo="margin" w:alignment="right" w:leader="dot"/>
-          </w:r>
-          <w:r>
-            <w:rPr>
-              <w:lang w:val="de-DE"/>
-            </w:rPr>
-            <w:t>3</w:t>
-          </w:r>
-        </w:p>
-        <w:p>
-          <w:pPr>
-            <w:pStyle w:val="Verzeichnis2"/>
-            <w:ind w:left="216"/>
-          </w:pPr>
-          <w:r>
-            <w:t>3.</w:t>
-          </w:r>
-          <w:r>
-            <w:t>3 Partitionierung</w:t>
-          </w:r>
-          <w:r>
-            <w:ptab w:relativeTo="margin" w:alignment="right" w:leader="dot"/>
-          </w:r>
-          <w:r>
-            <w:rPr>
-              <w:lang w:val="de-DE"/>
-            </w:rPr>
-            <w:t>3</w:t>
-          </w:r>
-        </w:p>
-        <w:p>
-          <w:pPr>
-            <w:pStyle w:val="Verzeichnis2"/>
-            <w:ind w:left="216"/>
-            <w:rPr>
-              <w:lang w:val="de-DE"/>
-            </w:rPr>
-          </w:pPr>
-          <w:r>
-            <w:t>3.</w:t>
-          </w:r>
-          <w:r>
-            <w:t>4 Rekursion</w:t>
-          </w:r>
-          <w:r>
-            <w:ptab w:relativeTo="margin" w:alignment="right" w:leader="dot"/>
-          </w:r>
-          <w:r>
-            <w:rPr>
-              <w:lang w:val="de-DE"/>
-            </w:rPr>
-            <w:t>3</w:t>
-          </w:r>
-        </w:p>
-        <w:p>
-          <w:pPr>
-            <w:pStyle w:val="Verzeichnis2"/>
-            <w:ind w:left="216"/>
-          </w:pPr>
-          <w:r>
-            <w:t>3.</w:t>
-          </w:r>
-          <w:r>
-            <w:t>5 Grafische Beispiel</w:t>
-          </w:r>
-          <w:r>
-            <w:ptab w:relativeTo="margin" w:alignment="right" w:leader="dot"/>
-          </w:r>
-          <w:r>
-            <w:rPr>
-              <w:lang w:val="de-DE"/>
-            </w:rPr>
-            <w:t>3</w:t>
-          </w:r>
-        </w:p>
-        <w:p>
-          <w:pPr>
-            <w:rPr>
-              <w:lang w:val="de-DE" w:eastAsia="de-CH"/>
-            </w:rPr>
-          </w:pPr>
-        </w:p>
-        <w:p>
-          <w:pPr>
-            <w:pStyle w:val="Verzeichnis1"/>
-          </w:pPr>
-          <w:r>
-            <w:rPr>
-              <w:b/>
-              <w:bCs/>
-            </w:rPr>
-            <w:t>4. Implementierung von Quicksort</w:t>
-          </w:r>
-          <w:r>
-            <w:ptab w:relativeTo="margin" w:alignment="right" w:leader="dot"/>
-          </w:r>
-          <w:r>
-            <w:rPr>
-              <w:b/>
-              <w:bCs/>
-              <w:lang w:val="de-DE"/>
-            </w:rPr>
-            <w:t>4</w:t>
-          </w:r>
-        </w:p>
-        <w:p>
-          <w:pPr>
-            <w:pStyle w:val="Verzeichnis2"/>
-            <w:ind w:left="216"/>
-            <w:rPr>
-              <w:lang w:val="de-DE"/>
-            </w:rPr>
-          </w:pPr>
-          <w:r>
-            <w:t>4.1 Pseudocode</w:t>
-          </w:r>
-          <w:r>
-            <w:ptab w:relativeTo="margin" w:alignment="right" w:leader="dot"/>
-          </w:r>
-          <w:r>
-            <w:rPr>
-              <w:lang w:val="de-DE"/>
-            </w:rPr>
-            <w:t>5</w:t>
-          </w:r>
-        </w:p>
-        <w:p>
-          <w:pPr>
-            <w:pStyle w:val="Verzeichnis2"/>
-            <w:ind w:left="216"/>
-          </w:pPr>
-          <w:r>
-            <w:t>4.2 Umsetzung in C#</w:t>
-          </w:r>
-          <w:r>
-            <w:ptab w:relativeTo="margin" w:alignment="right" w:leader="dot"/>
-          </w:r>
-          <w:r>
-            <w:rPr>
-              <w:lang w:val="de-DE"/>
-            </w:rPr>
-            <w:t>5</w:t>
-          </w:r>
-        </w:p>
-        <w:p>
-          <w:pPr>
-            <w:pStyle w:val="Verzeichnis2"/>
-            <w:ind w:left="216"/>
-            <w:rPr>
-              <w:lang w:val="de-DE"/>
-            </w:rPr>
-          </w:pPr>
-          <w:r>
-            <w:t>4.3 Integration in das vorgegebene Framework</w:t>
-          </w:r>
-          <w:r>
-            <w:ptab w:relativeTo="margin" w:alignment="right" w:leader="dot"/>
-          </w:r>
-          <w:r>
-            <w:rPr>
-              <w:lang w:val="de-DE"/>
-            </w:rPr>
-            <w:t>5</w:t>
-          </w:r>
-        </w:p>
-        <w:p>
-          <w:pPr>
-            <w:pStyle w:val="Verzeichnis1"/>
-            <w:rPr>
-              <w:b/>
-              <w:bCs/>
-              <w:lang w:val="de-DE"/>
-            </w:rPr>
-          </w:pPr>
-          <w:r>
-            <w:rPr>
-              <w:b/>
-              <w:bCs/>
-            </w:rPr>
-            <w:t>5. In-Place Implementierung</w:t>
-          </w:r>
-          <w:r>
-            <w:ptab w:relativeTo="margin" w:alignment="right" w:leader="dot"/>
-          </w:r>
-          <w:r>
-            <w:rPr>
-              <w:b/>
-              <w:bCs/>
-              <w:lang w:val="de-DE"/>
-            </w:rPr>
-            <w:t>4</w:t>
-          </w:r>
-        </w:p>
-        <w:p>
-          <w:pPr>
-            <w:pStyle w:val="Verzeichnis2"/>
-            <w:ind w:left="216"/>
-            <w:rPr>
-              <w:lang w:val="de-DE"/>
-            </w:rPr>
-          </w:pPr>
-          <w:r>
-            <w:t>5.1 Was bedeutet In-Place Implementierung?</w:t>
-          </w:r>
-          <w:r>
-            <w:ptab w:relativeTo="margin" w:alignment="right" w:leader="dot"/>
-          </w:r>
-          <w:r>
-            <w:rPr>
-              <w:lang w:val="de-DE"/>
-            </w:rPr>
-            <w:t>5</w:t>
-          </w:r>
-        </w:p>
-        <w:p>
-          <w:pPr>
-            <w:pStyle w:val="Verzeichnis2"/>
-            <w:ind w:left="216"/>
-            <w:rPr>
-              <w:lang w:val="de-DE"/>
-            </w:rPr>
-          </w:pPr>
-          <w:r>
-            <w:t>5.2 Ist Quicksort In-Place möglich?</w:t>
-          </w:r>
-          <w:r>
-            <w:ptab w:relativeTo="margin" w:alignment="right" w:leader="dot"/>
-          </w:r>
-          <w:r>
-            <w:rPr>
-              <w:lang w:val="de-DE"/>
-            </w:rPr>
-            <w:t>5</w:t>
-          </w:r>
-        </w:p>
-        <w:p>
-          <w:pPr>
-            <w:pStyle w:val="Verzeichnis2"/>
-            <w:ind w:left="216"/>
-            <w:rPr>
-              <w:lang w:val="de-DE"/>
-            </w:rPr>
-          </w:pPr>
-          <w:r>
-            <w:t>5.3 Unsere Implementierung</w:t>
-          </w:r>
-          <w:r>
-            <w:ptab w:relativeTo="margin" w:alignment="right" w:leader="dot"/>
-          </w:r>
-          <w:r>
-            <w:rPr>
-              <w:lang w:val="de-DE"/>
-            </w:rPr>
-            <w:t>5</w:t>
-          </w:r>
-        </w:p>
-        <w:p>
-          <w:pPr>
-            <w:rPr>
-              <w:lang w:val="de-DE" w:eastAsia="de-CH"/>
-            </w:rPr>
-          </w:pPr>
-        </w:p>
-        <w:p>
-          <w:pPr>
-            <w:pStyle w:val="Verzeichnis1"/>
-            <w:rPr>
-              <w:b/>
-              <w:bCs/>
-              <w:lang w:val="de-DE"/>
-            </w:rPr>
-          </w:pPr>
-          <w:r>
-            <w:rPr>
-              <w:b/>
-              <w:bCs/>
-            </w:rPr>
-            <w:t>6. Einsatzbereiche und Abgrenzung</w:t>
-          </w:r>
-          <w:r>
-            <w:ptab w:relativeTo="margin" w:alignment="right" w:leader="dot"/>
-          </w:r>
-          <w:r>
-            <w:rPr>
-              <w:b/>
-              <w:bCs/>
-              <w:lang w:val="de-DE"/>
-            </w:rPr>
-            <w:t>4</w:t>
-          </w:r>
-        </w:p>
-        <w:p>
-          <w:pPr>
-            <w:pStyle w:val="Verzeichnis2"/>
-            <w:ind w:left="216"/>
-            <w:rPr>
-              <w:lang w:val="de-DE"/>
-            </w:rPr>
-          </w:pPr>
-          <w:r>
-            <w:t>6</w:t>
-          </w:r>
-          <w:r>
-            <w:t xml:space="preserve">.1 </w:t>
-          </w:r>
-          <w:r>
-            <w:t>Einsatzbereiche</w:t>
-          </w:r>
-          <w:r>
-            <w:ptab w:relativeTo="margin" w:alignment="right" w:leader="dot"/>
-          </w:r>
-          <w:r>
-            <w:rPr>
-              <w:lang w:val="de-DE"/>
-            </w:rPr>
-            <w:t>5</w:t>
-          </w:r>
-        </w:p>
-        <w:p>
-          <w:pPr>
-            <w:pStyle w:val="Verzeichnis2"/>
-            <w:ind w:left="216"/>
-            <w:rPr>
-              <w:lang w:val="de-DE"/>
-            </w:rPr>
-          </w:pPr>
-          <w:r>
-            <w:t>6.2 Vorteile und Nachteile</w:t>
-          </w:r>
-          <w:r>
-            <w:ptab w:relativeTo="margin" w:alignment="right" w:leader="dot"/>
-          </w:r>
-          <w:r>
-            <w:rPr>
-              <w:lang w:val="de-DE"/>
-            </w:rPr>
-            <w:t>5</w:t>
-          </w:r>
-        </w:p>
-        <w:p>
-          <w:pPr>
-            <w:pStyle w:val="Verzeichnis2"/>
-            <w:ind w:left="216"/>
-            <w:rPr>
-              <w:lang w:val="de-DE"/>
-            </w:rPr>
-          </w:pPr>
-          <w:r>
-            <w:t>6.3 Abgrenzung zu anderen Sortieralgorithmen</w:t>
-          </w:r>
-          <w:r>
-            <w:ptab w:relativeTo="margin" w:alignment="right" w:leader="dot"/>
-          </w:r>
-          <w:r>
-            <w:rPr>
-              <w:lang w:val="de-DE"/>
-            </w:rPr>
-            <w:t>5</w:t>
-          </w:r>
-        </w:p>
-        <w:p>
-          <w:pPr>
-            <w:pStyle w:val="Verzeichnis2"/>
-            <w:ind w:left="216"/>
-            <w:rPr>
-              <w:lang w:val="de-DE"/>
-            </w:rPr>
-          </w:pPr>
-          <w:r>
-            <w:t>5.1 Was bedeutet In-Place Implementierung?</w:t>
-          </w:r>
-          <w:r>
-            <w:ptab w:relativeTo="margin" w:alignment="right" w:leader="dot"/>
-          </w:r>
-          <w:r>
-            <w:rPr>
-              <w:lang w:val="de-DE"/>
-            </w:rPr>
-            <w:t>5</w:t>
-          </w:r>
-        </w:p>
-        <w:p>
-          <w:pPr>
-            <w:pStyle w:val="Verzeichnis1"/>
-            <w:rPr>
-              <w:b/>
-              <w:bCs/>
-            </w:rPr>
-          </w:pPr>
-          <w:r>
-            <w:rPr>
-              <w:b/>
-              <w:bCs/>
-            </w:rPr>
-            <w:t>7</w:t>
-          </w:r>
-          <w:r>
-            <w:rPr>
-              <w:b/>
-              <w:bCs/>
-            </w:rPr>
-            <w:t xml:space="preserve">. </w:t>
-          </w:r>
-          <w:r>
-            <w:rPr>
-              <w:b/>
-              <w:bCs/>
-            </w:rPr>
-            <w:t>Fazit</w:t>
-          </w:r>
-          <w:r>
-            <w:ptab w:relativeTo="margin" w:alignment="right" w:leader="dot"/>
-          </w:r>
-          <w:r>
-            <w:rPr>
-              <w:b/>
-              <w:bCs/>
-              <w:lang w:val="de-DE"/>
-            </w:rPr>
-            <w:t>4</w:t>
-          </w:r>
-        </w:p>
-        <w:p>
-          <w:pPr>
-            <w:pStyle w:val="Verzeichnis1"/>
-            <w:rPr>
-              <w:b/>
-              <w:bCs/>
-              <w:lang w:val="de-DE"/>
-            </w:rPr>
-          </w:pPr>
-          <w:r>
-            <w:rPr>
-              <w:b/>
-              <w:bCs/>
-            </w:rPr>
-            <w:t>8</w:t>
-          </w:r>
-          <w:r>
-            <w:rPr>
-              <w:b/>
-              <w:bCs/>
-            </w:rPr>
-            <w:t xml:space="preserve">. </w:t>
-          </w:r>
-          <w:r>
-            <w:rPr>
-              <w:b/>
-              <w:bCs/>
-            </w:rPr>
-            <w:t>Quellenverzeichnis</w:t>
-          </w:r>
-          <w:r>
-            <w:ptab w:relativeTo="margin" w:alignment="right" w:leader="dot"/>
-          </w:r>
-          <w:r>
-            <w:rPr>
-              <w:b/>
-              <w:bCs/>
-              <w:lang w:val="de-DE"/>
-            </w:rPr>
-            <w:t>4</w:t>
-          </w:r>
-        </w:p>
-        <w:p>
-          <w:pPr>
-            <w:rPr>
-              <w:lang w:val="de-DE" w:eastAsia="de-CH"/>
-            </w:rPr>
-          </w:pPr>
         </w:p>
       </w:sdtContent>
     </w:sdt>
@@ -1192,12 +2090,14 @@
     </w:p>
     <w:p>
       <w:pPr>
-        <w:pStyle w:val="Inhaltsverzeichnisberschrift"/>
-      </w:pPr>
+        <w:pStyle w:val="berschrift1"/>
+      </w:pPr>
+      <w:bookmarkStart w:id="0" w:name="_Toc237793826"/>
       <w:r>
         <w:lastRenderedPageBreak/>
         <w:t>1.Einleitung</w:t>
       </w:r>
+      <w:bookmarkEnd w:id="0"/>
     </w:p>
     <w:p>
       <w:pPr>
@@ -1467,31 +2367,36 @@
     </w:p>
     <w:p>
       <w:pPr>
-        <w:pStyle w:val="Inhaltsverzeichnisberschrift"/>
-      </w:pPr>
+        <w:pStyle w:val="berschrift1"/>
+      </w:pPr>
+      <w:bookmarkStart w:id="1" w:name="_Toc237793827"/>
       <w:r>
         <w:t>2.Eigenschaften von Quicksort (ca. 1.5 Seiten)</w:t>
       </w:r>
-    </w:p>
-    <w:p>
-      <w:pPr>
-        <w:rPr>
-          <w:lang w:eastAsia="de-CH"/>
-        </w:rPr>
-      </w:pPr>
-    </w:p>
-    <w:p>
-      <w:pPr>
-        <w:rPr>
-          <w:lang w:eastAsia="de-CH"/>
-        </w:rPr>
-      </w:pPr>
+      <w:bookmarkEnd w:id="1"/>
+    </w:p>
+    <w:p>
+      <w:pPr>
+        <w:rPr>
+          <w:lang w:eastAsia="de-CH"/>
+        </w:rPr>
+      </w:pPr>
+    </w:p>
+    <w:p>
+      <w:pPr>
+        <w:pStyle w:val="berschrift2"/>
+        <w:rPr>
+          <w:lang w:eastAsia="de-CH"/>
+        </w:rPr>
+      </w:pPr>
+      <w:bookmarkStart w:id="2" w:name="_Toc237793828"/>
       <w:r>
         <w:rPr>
           <w:lang w:eastAsia="de-CH"/>
         </w:rPr>
         <w:t>2.1 Stabilität</w:t>
       </w:r>
+      <w:bookmarkEnd w:id="2"/>
     </w:p>
     <w:p>
       <w:pPr>
@@ -1630,7 +2535,51 @@
         <w:rPr>
           <w:lang w:eastAsia="de-CH"/>
         </w:rPr>
-        <w:t>Anna (18), Max(20), Leon (20)</w:t>
+        <w:t>Anna (</w:t>
+      </w:r>
+      <w:r>
+        <w:rPr>
+          <w:lang w:eastAsia="de-CH"/>
+        </w:rPr>
+        <w:t>20</w:t>
+      </w:r>
+      <w:r>
+        <w:rPr>
+          <w:lang w:eastAsia="de-CH"/>
+        </w:rPr>
+        <w:t xml:space="preserve">), </w:t>
+      </w:r>
+      <w:proofErr w:type="gramStart"/>
+      <w:r>
+        <w:rPr>
+          <w:lang w:eastAsia="de-CH"/>
+        </w:rPr>
+        <w:t>Max(</w:t>
+      </w:r>
+      <w:proofErr w:type="gramEnd"/>
+      <w:r>
+        <w:rPr>
+          <w:lang w:eastAsia="de-CH"/>
+        </w:rPr>
+        <w:t>18</w:t>
+      </w:r>
+      <w:r>
+        <w:rPr>
+          <w:lang w:eastAsia="de-CH"/>
+        </w:rPr>
+        <w:t>), Leon (</w:t>
+      </w:r>
+      <w:r>
+        <w:rPr>
+          <w:lang w:eastAsia="de-CH"/>
+        </w:rPr>
+        <w:t>20</w:t>
+      </w:r>
+      <w:r>
+        <w:rPr>
+          <w:lang w:eastAsia="de-CH"/>
+        </w:rPr>
+        <w:t>)</w:t>
       </w:r>
     </w:p>
     <w:p>
@@ -1683,7 +2632,6 @@
         <w:rPr>
           <w:lang w:eastAsia="de-CH"/>
         </w:rPr>
-        <w:lastRenderedPageBreak/>
         <w:t>Max (18), Leon (20), Anna (20)</w:t>
       </w:r>
     </w:p>
@@ -1716,35 +2664,52 @@
     </w:p>
     <w:p>
       <w:pPr>
-        <w:rPr>
-          <w:lang w:eastAsia="de-CH"/>
-        </w:rPr>
-      </w:pPr>
+        <w:pStyle w:val="berschrift2"/>
+        <w:rPr>
+          <w:lang w:eastAsia="de-CH"/>
+        </w:rPr>
+      </w:pPr>
+      <w:bookmarkStart w:id="3" w:name="_Toc237793829"/>
       <w:r>
         <w:rPr>
           <w:lang w:eastAsia="de-CH"/>
         </w:rPr>
         <w:t>2.2 Zeitkomplexität</w:t>
       </w:r>
-    </w:p>
-    <w:p>
-      <w:pPr>
-        <w:rPr>
-          <w:lang w:eastAsia="de-CH"/>
-        </w:rPr>
-      </w:pPr>
-    </w:p>
-    <w:p>
-      <w:pPr>
-        <w:rPr>
-          <w:lang w:eastAsia="de-CH"/>
-        </w:rPr>
-      </w:pPr>
-      <w:r>
-        <w:rPr>
-          <w:lang w:eastAsia="de-CH"/>
-        </w:rPr>
-        <w:t>Die Zeitkomplexität beschreibt, wie stark der Aufwand eines Algorithmus steigt, wenn die Anzahl der zu sortierenden Elemente grösser wird.</w:t>
+      <w:bookmarkEnd w:id="3"/>
+    </w:p>
+    <w:p>
+      <w:pPr>
+        <w:rPr>
+          <w:lang w:eastAsia="de-CH"/>
+        </w:rPr>
+      </w:pPr>
+    </w:p>
+    <w:p>
+      <w:pPr>
+        <w:rPr>
+          <w:lang w:eastAsia="de-CH"/>
+        </w:rPr>
+      </w:pPr>
+      <w:r>
+        <w:rPr>
+          <w:lang w:eastAsia="de-CH"/>
+        </w:rPr>
+        <w:t xml:space="preserve">Die Zeitkomplexität beschreibt, wie stark der Aufwand eines Algorithmus steigt, wenn die Anzahl der </w:t>
+      </w:r>
+      <w:proofErr w:type="gramStart"/>
+      <w:r>
+        <w:rPr>
+          <w:lang w:eastAsia="de-CH"/>
+        </w:rPr>
+        <w:t>zu sortierenden Elemente</w:t>
+      </w:r>
+      <w:proofErr w:type="gramEnd"/>
+      <w:r>
+        <w:rPr>
+          <w:lang w:eastAsia="de-CH"/>
+        </w:rPr>
+        <w:t xml:space="preserve"> grösser wird.</w:t>
       </w:r>
     </w:p>
     <w:p>
@@ -1939,7 +2904,21 @@
         <w:rPr>
           <w:lang w:eastAsia="de-CH"/>
         </w:rPr>
-        <w:t xml:space="preserve">Array bei jedem Schritt möglichst gleichmässig aufgeteilt wird. Im Idealfall entstehen zwei ungefähr gleich grosse Teilbereiche. Dadurch wird die Menge der noch zu sortierenden Elemente mit jedem weiteren Schritt deutlich kleiner. Im Best Case beträgt die Zeitkomplexität von Quicksort O(n log n). </w:t>
+        <w:t xml:space="preserve">Array bei jedem Schritt möglichst gleichmässig aufgeteilt wird. Im Idealfall entstehen zwei ungefähr gleich grosse Teilbereiche. Dadurch wird die Menge der noch zu sortierenden Elemente mit jedem weiteren Schritt deutlich kleiner. Im Best Case beträgt die Zeitkomplexität von Quicksort </w:t>
+      </w:r>
+      <w:proofErr w:type="gramStart"/>
+      <w:r>
+        <w:rPr>
+          <w:lang w:eastAsia="de-CH"/>
+        </w:rPr>
+        <w:t>O(</w:t>
+      </w:r>
+      <w:proofErr w:type="gramEnd"/>
+      <w:r>
+        <w:rPr>
+          <w:lang w:eastAsia="de-CH"/>
+        </w:rPr>
+        <w:t xml:space="preserve">n log n). </w:t>
       </w:r>
       <w:r>
         <w:rPr>
@@ -2157,30 +3136,45 @@
         <w:rPr>
           <w:lang w:eastAsia="de-CH"/>
         </w:rPr>
-        <w:t xml:space="preserve"> von O(n log n ). [3][4]</w:t>
-      </w:r>
-    </w:p>
-    <w:p>
-      <w:pPr>
-        <w:rPr>
-          <w:lang w:eastAsia="de-CH"/>
-        </w:rPr>
-      </w:pPr>
-    </w:p>
-    <w:p>
-      <w:pPr>
-        <w:rPr>
-          <w:highlight w:val="yellow"/>
-          <w:lang w:eastAsia="de-CH"/>
-        </w:rPr>
-      </w:pPr>
-    </w:p>
-    <w:p>
-      <w:pPr>
-        <w:rPr>
-          <w:lang w:eastAsia="de-CH"/>
-        </w:rPr>
-      </w:pPr>
+        <w:t xml:space="preserve"> von </w:t>
+      </w:r>
+      <w:proofErr w:type="gramStart"/>
+      <w:r>
+        <w:rPr>
+          <w:lang w:eastAsia="de-CH"/>
+        </w:rPr>
+        <w:t>O(</w:t>
+      </w:r>
+      <w:proofErr w:type="gramEnd"/>
+      <w:r>
+        <w:rPr>
+          <w:lang w:eastAsia="de-CH"/>
+        </w:rPr>
+        <w:t xml:space="preserve">n log </w:t>
+      </w:r>
+      <w:proofErr w:type="gramStart"/>
+      <w:r>
+        <w:rPr>
+          <w:lang w:eastAsia="de-CH"/>
+        </w:rPr>
+        <w:t>n )</w:t>
+      </w:r>
+      <w:proofErr w:type="gramEnd"/>
+      <w:r>
+        <w:rPr>
+          <w:lang w:eastAsia="de-CH"/>
+        </w:rPr>
+        <w:t>. [3][4]</w:t>
+      </w:r>
+    </w:p>
+    <w:p>
+      <w:pPr>
+        <w:pStyle w:val="berschrift2"/>
+        <w:rPr>
+          <w:lang w:eastAsia="de-CH"/>
+        </w:rPr>
+      </w:pPr>
+      <w:bookmarkStart w:id="4" w:name="_Toc237793830"/>
       <w:r>
         <w:rPr>
           <w:lang w:eastAsia="de-CH"/>
@@ -2188,6 +3182,7 @@
         <w:lastRenderedPageBreak/>
         <w:t>2.4 Worst Case</w:t>
       </w:r>
+      <w:bookmarkEnd w:id="4"/>
     </w:p>
     <w:p>
       <w:pPr>
@@ -2346,8 +3341,16 @@
         <w:rPr>
           <w:lang w:eastAsia="de-CH"/>
         </w:rPr>
-        <w:t>[1, 2, 3, 4, 5, 6] | 7 | [ ]</w:t>
-      </w:r>
+        <w:t xml:space="preserve">[1, 2, 3, 4, 5, 6] | 7 | </w:t>
+      </w:r>
+      <w:proofErr w:type="gramStart"/>
+      <w:r>
+        <w:rPr>
+          <w:lang w:eastAsia="de-CH"/>
+        </w:rPr>
+        <w:t>[ ]</w:t>
+      </w:r>
+      <w:proofErr w:type="gramEnd"/>
     </w:p>
     <w:p>
       <w:pPr>
@@ -2386,8 +3389,16 @@
         <w:rPr>
           <w:lang w:eastAsia="de-CH"/>
         </w:rPr>
-        <w:t>[1, 2, 3, 4, 5] | 6 | [ ]</w:t>
-      </w:r>
+        <w:t xml:space="preserve">[1, 2, 3, 4, 5] | 6 | </w:t>
+      </w:r>
+      <w:proofErr w:type="gramStart"/>
+      <w:r>
+        <w:rPr>
+          <w:lang w:eastAsia="de-CH"/>
+        </w:rPr>
+        <w:t>[ ]</w:t>
+      </w:r>
+      <w:proofErr w:type="gramEnd"/>
     </w:p>
     <w:p>
       <w:pPr>
@@ -2426,27 +3437,49 @@
         <w:rPr>
           <w:lang w:eastAsia="de-CH"/>
         </w:rPr>
-        <w:t>[1, 2, 3, 4] | 5 | [ ]</w:t>
-      </w:r>
-    </w:p>
-    <w:p>
-      <w:pPr>
-        <w:rPr>
-          <w:lang w:eastAsia="de-CH"/>
-        </w:rPr>
-      </w:pPr>
-    </w:p>
-    <w:p>
-      <w:pPr>
-        <w:rPr>
-          <w:lang w:eastAsia="de-CH"/>
-        </w:rPr>
-      </w:pPr>
-      <w:r>
-        <w:rPr>
-          <w:lang w:eastAsia="de-CH"/>
-        </w:rPr>
-        <w:t>Dieser Vorgang setzt sich fort. Statt zwei ungefähr gleichgrosse Bereiche zu erzeugen, wird der zu bearbeitende Bereich immer nur um ein Element kleiner. [3][4]</w:t>
+        <w:t xml:space="preserve">[1, 2, 3, 4] | 5 | </w:t>
+      </w:r>
+      <w:proofErr w:type="gramStart"/>
+      <w:r>
+        <w:rPr>
+          <w:lang w:eastAsia="de-CH"/>
+        </w:rPr>
+        <w:t>[ ]</w:t>
+      </w:r>
+      <w:proofErr w:type="gramEnd"/>
+    </w:p>
+    <w:p>
+      <w:pPr>
+        <w:rPr>
+          <w:lang w:eastAsia="de-CH"/>
+        </w:rPr>
+      </w:pPr>
+    </w:p>
+    <w:p>
+      <w:pPr>
+        <w:rPr>
+          <w:lang w:eastAsia="de-CH"/>
+        </w:rPr>
+      </w:pPr>
+      <w:r>
+        <w:rPr>
+          <w:lang w:eastAsia="de-CH"/>
+        </w:rPr>
+        <w:t xml:space="preserve">Dieser Vorgang setzt sich fort. Statt zwei ungefähr gleichgrosse Bereiche zu erzeugen, wird der </w:t>
+      </w:r>
+      <w:proofErr w:type="gramStart"/>
+      <w:r>
+        <w:rPr>
+          <w:lang w:eastAsia="de-CH"/>
+        </w:rPr>
+        <w:t>zu bearbeitende Bereich</w:t>
+      </w:r>
+      <w:proofErr w:type="gramEnd"/>
+      <w:r>
+        <w:rPr>
+          <w:lang w:eastAsia="de-CH"/>
+        </w:rPr>
+        <w:t xml:space="preserve"> immer nur um ein Element kleiner. [3][4]</w:t>
       </w:r>
     </w:p>
     <w:p>
@@ -2539,32 +3572,51 @@
     </w:p>
     <w:p>
       <w:pPr>
-        <w:pStyle w:val="Inhaltsverzeichnisberschrift"/>
-      </w:pPr>
+        <w:pStyle w:val="berschrift1"/>
+      </w:pPr>
+      <w:bookmarkStart w:id="5" w:name="_Toc237793831"/>
       <w:r>
         <w:lastRenderedPageBreak/>
-        <w:t>3. Konzeptionelle Arbeitsweise</w:t>
-      </w:r>
-    </w:p>
-    <w:p>
-      <w:pPr>
-        <w:rPr>
-          <w:lang w:eastAsia="de-CH"/>
-        </w:rPr>
-      </w:pPr>
-    </w:p>
-    <w:p>
-      <w:pPr>
-        <w:rPr>
-          <w:lang w:eastAsia="de-CH"/>
-        </w:rPr>
-      </w:pPr>
-      <w:r>
-        <w:rPr>
-          <w:lang w:eastAsia="de-CH"/>
-        </w:rPr>
-        <w:t>3.1 Divide-and-Conquer</w:t>
-      </w:r>
+        <w:t xml:space="preserve">3. </w:t>
+      </w:r>
+      <w:r>
+        <w:rPr>
+          <w:rStyle w:val="berschrift2Zchn"/>
+        </w:rPr>
+        <w:t>Konzeptionelle Arbeitsweise</w:t>
+      </w:r>
+      <w:bookmarkEnd w:id="5"/>
+    </w:p>
+    <w:p>
+      <w:pPr>
+        <w:rPr>
+          <w:lang w:eastAsia="de-CH"/>
+        </w:rPr>
+      </w:pPr>
+    </w:p>
+    <w:p>
+      <w:pPr>
+        <w:pStyle w:val="berschrift2"/>
+        <w:rPr>
+          <w:lang w:eastAsia="de-CH"/>
+        </w:rPr>
+      </w:pPr>
+      <w:bookmarkStart w:id="6" w:name="_Toc237793832"/>
+      <w:r>
+        <w:rPr>
+          <w:lang w:eastAsia="de-CH"/>
+        </w:rPr>
+        <w:t>3.1 Divide-and-</w:t>
+      </w:r>
+      <w:proofErr w:type="spellStart"/>
+      <w:r>
+        <w:rPr>
+          <w:lang w:eastAsia="de-CH"/>
+        </w:rPr>
+        <w:t>Conquer</w:t>
+      </w:r>
+      <w:bookmarkEnd w:id="6"/>
+      <w:proofErr w:type="spellEnd"/>
     </w:p>
     <w:p>
       <w:pPr>
@@ -2666,7 +3718,19 @@
         <w:rPr>
           <w:lang w:eastAsia="de-CH"/>
         </w:rPr>
-        <w:t>1.Einen Bereich des Array aufteilen.</w:t>
+        <w:t xml:space="preserve">1.Einen Bereich </w:t>
+      </w:r>
+      <w:r>
+        <w:rPr>
+          <w:lang w:eastAsia="de-CH"/>
+        </w:rPr>
+        <w:t>des Arrays</w:t>
+      </w:r>
+      <w:r>
+        <w:rPr>
+          <w:lang w:eastAsia="de-CH"/>
+        </w:rPr>
+        <w:t xml:space="preserve"> aufteilen.</w:t>
       </w:r>
     </w:p>
     <w:p>
@@ -2704,16 +3768,19 @@
     </w:p>
     <w:p>
       <w:pPr>
-        <w:rPr>
-          <w:lang w:eastAsia="de-CH"/>
-        </w:rPr>
-      </w:pPr>
+        <w:pStyle w:val="berschrift2"/>
+        <w:rPr>
+          <w:lang w:eastAsia="de-CH"/>
+        </w:rPr>
+      </w:pPr>
+      <w:bookmarkStart w:id="7" w:name="_Toc237793833"/>
       <w:r>
         <w:rPr>
           <w:lang w:eastAsia="de-CH"/>
         </w:rPr>
         <w:t>3.2 Pivot-Element</w:t>
       </w:r>
+      <w:bookmarkEnd w:id="7"/>
     </w:p>
     <w:p>
       <w:pPr>
@@ -2790,16 +3857,19 @@
     </w:p>
     <w:p>
       <w:pPr>
-        <w:rPr>
-          <w:lang w:eastAsia="de-CH"/>
-        </w:rPr>
-      </w:pPr>
+        <w:pStyle w:val="berschrift2"/>
+        <w:rPr>
+          <w:lang w:eastAsia="de-CH"/>
+        </w:rPr>
+      </w:pPr>
+      <w:bookmarkStart w:id="8" w:name="_Toc237793834"/>
       <w:r>
         <w:rPr>
           <w:lang w:eastAsia="de-CH"/>
         </w:rPr>
         <w:t>3.3 Partitionierung</w:t>
       </w:r>
+      <w:bookmarkEnd w:id="8"/>
     </w:p>
     <w:p>
       <w:pPr>
@@ -2890,7 +3960,21 @@
         <w:rPr>
           <w:lang w:eastAsia="de-CH"/>
         </w:rPr>
-        <w:t xml:space="preserve"> als Pivot verwendet, werden kleinere Werte auf die eine und grössere Werte auf die andere Seite gebracht.</w:t>
+        <w:t xml:space="preserve"> als Pivot verwendet, werden kleinere </w:t>
+      </w:r>
+      <w:proofErr w:type="gramStart"/>
+      <w:r>
+        <w:rPr>
+          <w:lang w:eastAsia="de-CH"/>
+        </w:rPr>
+        <w:t>Werte</w:t>
+      </w:r>
+      <w:proofErr w:type="gramEnd"/>
+      <w:r>
+        <w:rPr>
+          <w:lang w:eastAsia="de-CH"/>
+        </w:rPr>
+        <w:t xml:space="preserve"> auf die eine und grössere Werte auf die andere Seite gebracht.</w:t>
       </w:r>
     </w:p>
     <w:p>
@@ -2930,6 +4014,7 @@
         <w:rPr>
           <w:lang w:eastAsia="de-CH"/>
         </w:rPr>
+        <w:lastRenderedPageBreak/>
         <w:t>[7, 2, 6, 3, 5]</w:t>
       </w:r>
     </w:p>
@@ -2946,11 +4031,19 @@
           <w:lang w:eastAsia="de-CH"/>
         </w:rPr>
       </w:pPr>
-      <w:r>
-        <w:rPr>
-          <w:lang w:eastAsia="de-CH"/>
-        </w:rPr>
-        <w:t>Kann nach der Partitionierung beispielsweise werden:</w:t>
+      <w:proofErr w:type="gramStart"/>
+      <w:r>
+        <w:rPr>
+          <w:lang w:eastAsia="de-CH"/>
+        </w:rPr>
+        <w:t>Kann</w:t>
+      </w:r>
+      <w:proofErr w:type="gramEnd"/>
+      <w:r>
+        <w:rPr>
+          <w:lang w:eastAsia="de-CH"/>
+        </w:rPr>
+        <w:t xml:space="preserve"> nach der Partitionierung beispielsweise werden:</w:t>
       </w:r>
     </w:p>
     <w:p>
@@ -3015,16 +4108,19 @@
     </w:p>
     <w:p>
       <w:pPr>
-        <w:rPr>
-          <w:lang w:eastAsia="de-CH"/>
-        </w:rPr>
-      </w:pPr>
+        <w:pStyle w:val="berschrift2"/>
+        <w:rPr>
+          <w:lang w:eastAsia="de-CH"/>
+        </w:rPr>
+      </w:pPr>
+      <w:bookmarkStart w:id="9" w:name="_Toc237793835"/>
       <w:r>
         <w:rPr>
           <w:lang w:eastAsia="de-CH"/>
         </w:rPr>
         <w:t>3.4 Rekursion</w:t>
       </w:r>
+      <w:bookmarkEnd w:id="9"/>
     </w:p>
     <w:p>
       <w:pPr>
@@ -3095,16 +4191,19 @@
     </w:p>
     <w:p>
       <w:pPr>
-        <w:rPr>
-          <w:lang w:eastAsia="de-CH"/>
-        </w:rPr>
-      </w:pPr>
+        <w:pStyle w:val="berschrift2"/>
+        <w:rPr>
+          <w:lang w:eastAsia="de-CH"/>
+        </w:rPr>
+      </w:pPr>
+      <w:bookmarkStart w:id="10" w:name="_Toc237793836"/>
       <w:r>
         <w:rPr>
           <w:lang w:eastAsia="de-CH"/>
         </w:rPr>
         <w:t>3.5 Beispiel</w:t>
       </w:r>
+      <w:bookmarkEnd w:id="10"/>
     </w:p>
     <w:p>
       <w:pPr>
@@ -3336,6 +4435,7 @@
         <w:rPr>
           <w:lang w:eastAsia="de-CH"/>
         </w:rPr>
+        <w:lastRenderedPageBreak/>
         <w:t>Pivot: 7</w:t>
       </w:r>
     </w:p>
@@ -3396,19 +4496,7 @@
         <w:rPr>
           <w:lang w:eastAsia="de-CH"/>
         </w:rPr>
-        <w:t xml:space="preserve">Die 7 befindet sich nun an der richtigen Position. Der Bereich [8] enthält nur ein Element und muss nicht </w:t>
-      </w:r>
-      <w:r>
-        <w:rPr>
-          <w:lang w:eastAsia="de-CH"/>
-        </w:rPr>
-        <w:t>weiterbearbeitet</w:t>
-      </w:r>
-      <w:r>
-        <w:rPr>
-          <w:lang w:eastAsia="de-CH"/>
-        </w:rPr>
-        <w:t xml:space="preserve"> werden.</w:t>
+        <w:t>Die 7 befindet sich nun an der richtigen Position. Der Bereich [8] enthält nur ein Element und muss nicht weiterbearbeitet werden.</w:t>
       </w:r>
     </w:p>
     <w:p>
@@ -3822,487 +4910,1443 @@
     </w:p>
     <w:p>
       <w:pPr>
-        <w:rPr>
-          <w:lang w:eastAsia="de-CH"/>
-        </w:rPr>
-      </w:pPr>
-    </w:p>
-    <w:p>
-      <w:pPr>
-        <w:rPr>
-          <w:lang w:eastAsia="de-CH"/>
-        </w:rPr>
-      </w:pPr>
-    </w:p>
-    <w:p>
-      <w:pPr>
-        <w:pStyle w:val="Inhaltsverzeichnisberschrift"/>
+        <w:pStyle w:val="berschrift1"/>
+      </w:pPr>
+      <w:bookmarkStart w:id="11" w:name="_Toc237793837"/>
+      <w:r>
+        <w:t xml:space="preserve">4. Implementierung von </w:t>
+      </w:r>
+      <w:proofErr w:type="spellStart"/>
+      <w:r>
+        <w:t>Quicksort</w:t>
+      </w:r>
+      <w:bookmarkEnd w:id="11"/>
+      <w:proofErr w:type="spellEnd"/>
+    </w:p>
+    <w:p>
+      <w:pPr>
+        <w:rPr>
+          <w:lang w:eastAsia="de-CH"/>
+        </w:rPr>
+      </w:pPr>
+    </w:p>
+    <w:p>
+      <w:pPr>
+        <w:pStyle w:val="berschrift2"/>
+        <w:rPr>
+          <w:lang w:eastAsia="de-CH"/>
+        </w:rPr>
+      </w:pPr>
+      <w:bookmarkStart w:id="12" w:name="_Toc237793838"/>
+      <w:r>
+        <w:rPr>
+          <w:lang w:eastAsia="de-CH"/>
+        </w:rPr>
+        <w:t>4.1 Pseudocode</w:t>
+      </w:r>
+      <w:bookmarkEnd w:id="12"/>
+    </w:p>
+    <w:p>
+      <w:pPr>
+        <w:rPr>
+          <w:lang w:eastAsia="de-CH"/>
+        </w:rPr>
+      </w:pPr>
+      <w:proofErr w:type="spellStart"/>
+      <w:r>
+        <w:rPr>
+          <w:lang w:eastAsia="de-CH"/>
+        </w:rPr>
+        <w:t>function</w:t>
+      </w:r>
+      <w:proofErr w:type="spellEnd"/>
+      <w:r>
+        <w:rPr>
+          <w:lang w:eastAsia="de-CH"/>
+        </w:rPr>
+        <w:t xml:space="preserve"> </w:t>
+      </w:r>
+      <w:proofErr w:type="spellStart"/>
+      <w:r>
+        <w:rPr>
+          <w:lang w:eastAsia="de-CH"/>
+        </w:rPr>
+        <w:t>quicksort</w:t>
+      </w:r>
+      <w:proofErr w:type="spellEnd"/>
+      <w:r>
+        <w:rPr>
+          <w:lang w:eastAsia="de-CH"/>
+        </w:rPr>
+        <w:t>(liste) {</w:t>
+      </w:r>
+    </w:p>
+    <w:p>
+      <w:pPr>
+        <w:rPr>
+          <w:lang w:eastAsia="de-CH"/>
+        </w:rPr>
+      </w:pPr>
+    </w:p>
+    <w:p>
+      <w:pPr>
+        <w:rPr>
+          <w:lang w:eastAsia="de-CH"/>
+        </w:rPr>
+      </w:pPr>
+      <w:r>
+        <w:rPr>
+          <w:lang w:eastAsia="de-CH"/>
+        </w:rPr>
+        <w:t xml:space="preserve">    </w:t>
+      </w:r>
+      <w:proofErr w:type="spellStart"/>
+      <w:r>
+        <w:rPr>
+          <w:lang w:eastAsia="de-CH"/>
+        </w:rPr>
+        <w:t>if</w:t>
+      </w:r>
+      <w:proofErr w:type="spellEnd"/>
+      <w:r>
+        <w:rPr>
+          <w:lang w:eastAsia="de-CH"/>
+        </w:rPr>
+        <w:t xml:space="preserve"> (liste hat nur 1 oder 0 Zahlen) {</w:t>
+      </w:r>
+    </w:p>
+    <w:p>
+      <w:pPr>
+        <w:rPr>
+          <w:lang w:eastAsia="de-CH"/>
+        </w:rPr>
+      </w:pPr>
+      <w:r>
+        <w:rPr>
+          <w:lang w:eastAsia="de-CH"/>
+        </w:rPr>
+        <w:t xml:space="preserve">        </w:t>
+      </w:r>
+      <w:proofErr w:type="spellStart"/>
+      <w:r>
+        <w:rPr>
+          <w:lang w:eastAsia="de-CH"/>
+        </w:rPr>
+        <w:t>return</w:t>
+      </w:r>
+      <w:proofErr w:type="spellEnd"/>
+      <w:r>
+        <w:rPr>
+          <w:lang w:eastAsia="de-CH"/>
+        </w:rPr>
+        <w:t xml:space="preserve"> liste;</w:t>
+      </w:r>
+    </w:p>
+    <w:p>
+      <w:pPr>
+        <w:rPr>
+          <w:lang w:eastAsia="de-CH"/>
+        </w:rPr>
+      </w:pPr>
+      <w:r>
+        <w:rPr>
+          <w:lang w:eastAsia="de-CH"/>
+        </w:rPr>
+        <w:t xml:space="preserve">    }</w:t>
+      </w:r>
+    </w:p>
+    <w:p>
+      <w:pPr>
+        <w:rPr>
+          <w:lang w:eastAsia="de-CH"/>
+        </w:rPr>
+      </w:pPr>
+    </w:p>
+    <w:p>
+      <w:pPr>
+        <w:rPr>
+          <w:lang w:eastAsia="de-CH"/>
+        </w:rPr>
+      </w:pPr>
+      <w:r>
+        <w:rPr>
+          <w:lang w:eastAsia="de-CH"/>
+        </w:rPr>
+        <w:t xml:space="preserve">    </w:t>
+      </w:r>
+      <w:proofErr w:type="spellStart"/>
+      <w:r>
+        <w:rPr>
+          <w:lang w:eastAsia="de-CH"/>
+        </w:rPr>
+        <w:t>pivot</w:t>
+      </w:r>
+      <w:proofErr w:type="spellEnd"/>
+      <w:r>
+        <w:rPr>
+          <w:lang w:eastAsia="de-CH"/>
+        </w:rPr>
+        <w:t xml:space="preserve"> = erste Zahl der </w:t>
+      </w:r>
+      <w:proofErr w:type="spellStart"/>
+      <w:r>
+        <w:rPr>
+          <w:lang w:eastAsia="de-CH"/>
+        </w:rPr>
+        <w:t>liste</w:t>
+      </w:r>
+      <w:proofErr w:type="spellEnd"/>
+      <w:r>
+        <w:rPr>
+          <w:lang w:eastAsia="de-CH"/>
+        </w:rPr>
+        <w:t>;</w:t>
+      </w:r>
+    </w:p>
+    <w:p>
+      <w:pPr>
+        <w:rPr>
+          <w:lang w:eastAsia="de-CH"/>
+        </w:rPr>
+      </w:pPr>
+    </w:p>
+    <w:p>
+      <w:pPr>
+        <w:rPr>
+          <w:lang w:eastAsia="de-CH"/>
+        </w:rPr>
+      </w:pPr>
+      <w:r>
+        <w:rPr>
+          <w:lang w:eastAsia="de-CH"/>
+        </w:rPr>
+        <w:t xml:space="preserve">    </w:t>
+      </w:r>
+      <w:proofErr w:type="gramStart"/>
+      <w:r>
+        <w:rPr>
+          <w:lang w:eastAsia="de-CH"/>
+        </w:rPr>
+        <w:t>kleiner  =</w:t>
+      </w:r>
+      <w:proofErr w:type="gramEnd"/>
+      <w:r>
+        <w:rPr>
+          <w:lang w:eastAsia="de-CH"/>
+        </w:rPr>
+        <w:t xml:space="preserve"> [];</w:t>
+      </w:r>
+    </w:p>
+    <w:p>
+      <w:pPr>
+        <w:rPr>
+          <w:lang w:eastAsia="de-CH"/>
+        </w:rPr>
+      </w:pPr>
+      <w:r>
+        <w:rPr>
+          <w:lang w:eastAsia="de-CH"/>
+        </w:rPr>
+        <w:t xml:space="preserve">    </w:t>
+      </w:r>
+      <w:proofErr w:type="spellStart"/>
+      <w:r>
+        <w:rPr>
+          <w:lang w:eastAsia="de-CH"/>
+        </w:rPr>
+        <w:t>groesser</w:t>
+      </w:r>
+      <w:proofErr w:type="spellEnd"/>
+      <w:r>
+        <w:rPr>
+          <w:lang w:eastAsia="de-CH"/>
+        </w:rPr>
+        <w:t xml:space="preserve"> = [];</w:t>
+      </w:r>
+    </w:p>
+    <w:p>
+      <w:pPr>
+        <w:rPr>
+          <w:lang w:eastAsia="de-CH"/>
+        </w:rPr>
+      </w:pPr>
+    </w:p>
+    <w:p>
+      <w:pPr>
+        <w:rPr>
+          <w:lang w:eastAsia="de-CH"/>
+        </w:rPr>
+      </w:pPr>
+      <w:r>
+        <w:rPr>
+          <w:lang w:eastAsia="de-CH"/>
+        </w:rPr>
+        <w:t xml:space="preserve">    for (jede weitere Zahl in liste) {</w:t>
+      </w:r>
+    </w:p>
+    <w:p>
+      <w:pPr>
+        <w:rPr>
+          <w:lang w:eastAsia="de-CH"/>
+        </w:rPr>
+      </w:pPr>
+      <w:r>
+        <w:rPr>
+          <w:lang w:eastAsia="de-CH"/>
+        </w:rPr>
+        <w:t xml:space="preserve">        </w:t>
+      </w:r>
+      <w:proofErr w:type="spellStart"/>
+      <w:r>
+        <w:rPr>
+          <w:lang w:eastAsia="de-CH"/>
+        </w:rPr>
+        <w:t>if</w:t>
+      </w:r>
+      <w:proofErr w:type="spellEnd"/>
+      <w:r>
+        <w:rPr>
+          <w:lang w:eastAsia="de-CH"/>
+        </w:rPr>
+        <w:t xml:space="preserve"> (Zahl &lt; </w:t>
+      </w:r>
+      <w:proofErr w:type="spellStart"/>
+      <w:r>
+        <w:rPr>
+          <w:lang w:eastAsia="de-CH"/>
+        </w:rPr>
+        <w:t>pivot</w:t>
+      </w:r>
+      <w:proofErr w:type="spellEnd"/>
+      <w:r>
+        <w:rPr>
+          <w:lang w:eastAsia="de-CH"/>
+        </w:rPr>
+        <w:t>) {</w:t>
+      </w:r>
+    </w:p>
+    <w:p>
+      <w:pPr>
+        <w:rPr>
+          <w:lang w:eastAsia="de-CH"/>
+        </w:rPr>
+      </w:pPr>
+      <w:r>
+        <w:rPr>
+          <w:lang w:eastAsia="de-CH"/>
+        </w:rPr>
+        <w:t xml:space="preserve">            </w:t>
+      </w:r>
+      <w:proofErr w:type="spellStart"/>
+      <w:proofErr w:type="gramStart"/>
+      <w:r>
+        <w:rPr>
+          <w:lang w:eastAsia="de-CH"/>
+        </w:rPr>
+        <w:t>kleiner.add</w:t>
+      </w:r>
+      <w:proofErr w:type="spellEnd"/>
+      <w:r>
+        <w:rPr>
+          <w:lang w:eastAsia="de-CH"/>
+        </w:rPr>
+        <w:t>(</w:t>
+      </w:r>
+      <w:proofErr w:type="gramEnd"/>
+      <w:r>
+        <w:rPr>
+          <w:lang w:eastAsia="de-CH"/>
+        </w:rPr>
+        <w:t>Zahl);</w:t>
+      </w:r>
+    </w:p>
+    <w:p>
+      <w:pPr>
+        <w:rPr>
+          <w:lang w:eastAsia="de-CH"/>
+        </w:rPr>
+      </w:pPr>
+      <w:r>
+        <w:rPr>
+          <w:lang w:eastAsia="de-CH"/>
+        </w:rPr>
+        <w:t xml:space="preserve">        } </w:t>
+      </w:r>
+      <w:proofErr w:type="spellStart"/>
+      <w:r>
+        <w:rPr>
+          <w:lang w:eastAsia="de-CH"/>
+        </w:rPr>
+        <w:t>else</w:t>
+      </w:r>
+      <w:proofErr w:type="spellEnd"/>
+      <w:r>
+        <w:rPr>
+          <w:lang w:eastAsia="de-CH"/>
+        </w:rPr>
+        <w:t xml:space="preserve"> {</w:t>
+      </w:r>
+    </w:p>
+    <w:p>
+      <w:pPr>
+        <w:rPr>
+          <w:lang w:eastAsia="de-CH"/>
+        </w:rPr>
+      </w:pPr>
+      <w:r>
+        <w:rPr>
+          <w:lang w:eastAsia="de-CH"/>
+        </w:rPr>
+        <w:t xml:space="preserve">            </w:t>
+      </w:r>
+      <w:proofErr w:type="spellStart"/>
+      <w:proofErr w:type="gramStart"/>
+      <w:r>
+        <w:rPr>
+          <w:lang w:eastAsia="de-CH"/>
+        </w:rPr>
+        <w:t>groesser.add</w:t>
+      </w:r>
+      <w:proofErr w:type="spellEnd"/>
+      <w:r>
+        <w:rPr>
+          <w:lang w:eastAsia="de-CH"/>
+        </w:rPr>
+        <w:t>(</w:t>
+      </w:r>
+      <w:proofErr w:type="gramEnd"/>
+      <w:r>
+        <w:rPr>
+          <w:lang w:eastAsia="de-CH"/>
+        </w:rPr>
+        <w:t>Zahl);</w:t>
+      </w:r>
+    </w:p>
+    <w:p>
+      <w:pPr>
+        <w:rPr>
+          <w:lang w:eastAsia="de-CH"/>
+        </w:rPr>
+      </w:pPr>
+      <w:r>
+        <w:rPr>
+          <w:lang w:eastAsia="de-CH"/>
+        </w:rPr>
+        <w:t xml:space="preserve">        }</w:t>
+      </w:r>
+    </w:p>
+    <w:p>
+      <w:pPr>
+        <w:rPr>
+          <w:lang w:eastAsia="de-CH"/>
+        </w:rPr>
+      </w:pPr>
+      <w:r>
+        <w:rPr>
+          <w:lang w:eastAsia="de-CH"/>
+        </w:rPr>
+        <w:t xml:space="preserve">    }</w:t>
+      </w:r>
+    </w:p>
+    <w:p>
+      <w:pPr>
+        <w:rPr>
+          <w:lang w:eastAsia="de-CH"/>
+        </w:rPr>
+      </w:pPr>
+    </w:p>
+    <w:p>
+      <w:pPr>
+        <w:rPr>
+          <w:lang w:eastAsia="de-CH"/>
+        </w:rPr>
+      </w:pPr>
+      <w:r>
+        <w:rPr>
+          <w:lang w:eastAsia="de-CH"/>
+        </w:rPr>
+        <w:t xml:space="preserve">    </w:t>
+      </w:r>
+      <w:proofErr w:type="spellStart"/>
+      <w:r>
+        <w:rPr>
+          <w:lang w:eastAsia="de-CH"/>
+        </w:rPr>
+        <w:t>return</w:t>
+      </w:r>
+      <w:proofErr w:type="spellEnd"/>
+      <w:r>
+        <w:rPr>
+          <w:lang w:eastAsia="de-CH"/>
+        </w:rPr>
+        <w:t xml:space="preserve"> </w:t>
+      </w:r>
+      <w:proofErr w:type="spellStart"/>
+      <w:r>
+        <w:rPr>
+          <w:lang w:eastAsia="de-CH"/>
+        </w:rPr>
+        <w:t>quicksort</w:t>
+      </w:r>
+      <w:proofErr w:type="spellEnd"/>
+      <w:r>
+        <w:rPr>
+          <w:lang w:eastAsia="de-CH"/>
+        </w:rPr>
+        <w:t xml:space="preserve">(kleiner) + </w:t>
+      </w:r>
+      <w:proofErr w:type="spellStart"/>
+      <w:r>
+        <w:rPr>
+          <w:lang w:eastAsia="de-CH"/>
+        </w:rPr>
+        <w:t>pivot</w:t>
+      </w:r>
+      <w:proofErr w:type="spellEnd"/>
+      <w:r>
+        <w:rPr>
+          <w:lang w:eastAsia="de-CH"/>
+        </w:rPr>
+        <w:t xml:space="preserve"> + </w:t>
+      </w:r>
+      <w:proofErr w:type="spellStart"/>
+      <w:r>
+        <w:rPr>
+          <w:lang w:eastAsia="de-CH"/>
+        </w:rPr>
+        <w:t>quicksort</w:t>
+      </w:r>
+      <w:proofErr w:type="spellEnd"/>
+      <w:r>
+        <w:rPr>
+          <w:lang w:eastAsia="de-CH"/>
+        </w:rPr>
+        <w:t>(</w:t>
+      </w:r>
+      <w:proofErr w:type="spellStart"/>
+      <w:r>
+        <w:rPr>
+          <w:lang w:eastAsia="de-CH"/>
+        </w:rPr>
+        <w:t>groesser</w:t>
+      </w:r>
+      <w:proofErr w:type="spellEnd"/>
+      <w:r>
+        <w:rPr>
+          <w:lang w:eastAsia="de-CH"/>
+        </w:rPr>
+        <w:t>);</w:t>
+      </w:r>
+    </w:p>
+    <w:p>
+      <w:pPr>
+        <w:rPr>
+          <w:lang w:eastAsia="de-CH"/>
+        </w:rPr>
+      </w:pPr>
+      <w:r>
+        <w:rPr>
+          <w:lang w:eastAsia="de-CH"/>
+        </w:rPr>
+        <w:t>}</w:t>
+      </w:r>
+    </w:p>
+    <w:p>
+      <w:pPr>
+        <w:rPr>
+          <w:lang w:eastAsia="de-CH"/>
+        </w:rPr>
+      </w:pPr>
+    </w:p>
+    <w:p>
+      <w:pPr>
+        <w:pStyle w:val="berschrift2"/>
+        <w:rPr>
+          <w:lang w:eastAsia="de-CH"/>
+        </w:rPr>
+      </w:pPr>
+      <w:bookmarkStart w:id="13" w:name="_Toc237793839"/>
+      <w:r>
+        <w:rPr>
+          <w:lang w:eastAsia="de-CH"/>
+        </w:rPr>
+        <w:t>4.</w:t>
+      </w:r>
+      <w:r>
+        <w:rPr>
+          <w:lang w:eastAsia="de-CH"/>
+        </w:rPr>
+        <w:t>2</w:t>
+      </w:r>
+      <w:r>
+        <w:rPr>
+          <w:lang w:eastAsia="de-CH"/>
+        </w:rPr>
+        <w:t xml:space="preserve"> Integration in das vorgegebene Framework</w:t>
+      </w:r>
+      <w:bookmarkEnd w:id="13"/>
+    </w:p>
+    <w:p>
+      <w:pPr>
+        <w:rPr>
+          <w:lang w:eastAsia="de-CH"/>
+        </w:rPr>
+      </w:pPr>
+      <w:r>
+        <w:rPr>
+          <w:lang w:eastAsia="de-CH"/>
+        </w:rPr>
+        <w:t xml:space="preserve">Klasse heisst: </w:t>
+      </w:r>
+      <w:proofErr w:type="spellStart"/>
+      <w:r>
+        <w:rPr>
+          <w:lang w:eastAsia="de-CH"/>
+        </w:rPr>
+        <w:t>Quicksort.cs</w:t>
+      </w:r>
+      <w:proofErr w:type="spellEnd"/>
+    </w:p>
+    <w:p>
+      <w:pPr>
+        <w:pStyle w:val="berschrift1"/>
+      </w:pPr>
+      <w:bookmarkStart w:id="14" w:name="_Toc237793840"/>
+      <w:r>
+        <w:t xml:space="preserve">5.In-Place-Implementierung </w:t>
+      </w:r>
+      <w:bookmarkEnd w:id="14"/>
+    </w:p>
+    <w:p>
+      <w:pPr>
+        <w:pStyle w:val="berschrift2"/>
+        <w:rPr>
+          <w:lang w:eastAsia="de-CH"/>
+        </w:rPr>
+      </w:pPr>
+      <w:r>
+        <w:rPr>
+          <w:lang w:eastAsia="de-CH"/>
+        </w:rPr>
+        <w:t>5.1 Was bedeutet In-Place-Implementierung?</w:t>
+      </w:r>
+    </w:p>
+    <w:p>
+      <w:pPr>
+        <w:rPr>
+          <w:lang w:eastAsia="de-CH"/>
+        </w:rPr>
+      </w:pPr>
+    </w:p>
+    <w:p>
+      <w:pPr>
+        <w:rPr>
+          <w:lang w:eastAsia="de-CH"/>
+        </w:rPr>
+      </w:pPr>
+      <w:r>
+        <w:rPr>
+          <w:lang w:eastAsia="de-CH"/>
+        </w:rPr>
+        <w:t>„In-Place" heisst einfach: direkt im gleichen Array arbeiten, ohne extra Speicher (kein zweites grosses Array). Man tauscht nur die Elemente untereinander.</w:t>
+      </w:r>
+    </w:p>
+    <w:p>
+      <w:pPr>
+        <w:rPr>
+          <w:lang w:eastAsia="de-CH"/>
+        </w:rPr>
+      </w:pPr>
+    </w:p>
+    <w:p>
+      <w:pPr>
+        <w:pStyle w:val="berschrift2"/>
+        <w:rPr>
+          <w:lang w:eastAsia="de-CH"/>
+        </w:rPr>
+      </w:pPr>
+      <w:r>
+        <w:rPr>
+          <w:lang w:eastAsia="de-CH"/>
+        </w:rPr>
+        <w:t xml:space="preserve">5.2 Ist </w:t>
+      </w:r>
+      <w:proofErr w:type="spellStart"/>
+      <w:r>
+        <w:rPr>
+          <w:lang w:eastAsia="de-CH"/>
+        </w:rPr>
+        <w:t>Quicksort</w:t>
+      </w:r>
+      <w:proofErr w:type="spellEnd"/>
+      <w:r>
+        <w:rPr>
+          <w:lang w:eastAsia="de-CH"/>
+        </w:rPr>
+        <w:t xml:space="preserve"> In-Place mögl</w:t>
+      </w:r>
+      <w:r>
+        <w:rPr>
+          <w:lang w:eastAsia="de-CH"/>
+        </w:rPr>
+        <w:t>ich?</w:t>
+      </w:r>
+    </w:p>
+    <w:p>
+      <w:pPr>
+        <w:rPr>
+          <w:lang w:eastAsia="de-CH"/>
+        </w:rPr>
+      </w:pPr>
+    </w:p>
+    <w:p>
+      <w:pPr>
+        <w:rPr>
+          <w:lang w:eastAsia="de-CH"/>
+        </w:rPr>
+      </w:pPr>
+      <w:r>
+        <w:rPr>
+          <w:lang w:eastAsia="de-CH"/>
+        </w:rPr>
+        <w:t xml:space="preserve">Ja, </w:t>
+      </w:r>
+      <w:proofErr w:type="spellStart"/>
+      <w:r>
+        <w:rPr>
+          <w:lang w:eastAsia="de-CH"/>
+        </w:rPr>
+        <w:t>Quicksort</w:t>
+      </w:r>
+      <w:proofErr w:type="spellEnd"/>
+      <w:r>
+        <w:rPr>
+          <w:lang w:eastAsia="de-CH"/>
+        </w:rPr>
+        <w:t xml:space="preserve"> nimmt ein Element als Pivot (Vergleichswert) und schiebt dann im selben Array alle kleineren Werte nach links und alle grösseren nach rechts</w:t>
+      </w:r>
+      <w:r>
+        <w:rPr>
+          <w:lang w:eastAsia="de-CH"/>
+        </w:rPr>
+        <w:t>,</w:t>
+      </w:r>
+      <w:r>
+        <w:rPr>
+          <w:lang w:eastAsia="de-CH"/>
+        </w:rPr>
+        <w:t xml:space="preserve"> nur durch Tauschen. Kein zweites Array nötig.</w:t>
+      </w:r>
+      <w:bookmarkStart w:id="15" w:name="_Toc237793841"/>
+    </w:p>
+    <w:p>
+      <w:pPr>
+        <w:rPr>
+          <w:rFonts w:eastAsiaTheme="majorEastAsia" w:cstheme="majorBidi"/>
+          <w:color w:val="196B24" w:themeColor="accent3"/>
+          <w:sz w:val="32"/>
+          <w:szCs w:val="40"/>
+        </w:rPr>
+      </w:pPr>
+      <w:r>
+        <w:br w:type="page"/>
+      </w:r>
+    </w:p>
+    <w:p>
+      <w:pPr>
+        <w:pStyle w:val="berschrift1"/>
       </w:pPr>
       <w:r>
         <w:lastRenderedPageBreak/>
-        <w:t>4. Implementierung von Quicksort</w:t>
-      </w:r>
-    </w:p>
-    <w:p>
-      <w:pPr>
-        <w:rPr>
-          <w:lang w:eastAsia="de-CH"/>
-        </w:rPr>
-      </w:pPr>
-    </w:p>
-    <w:p>
-      <w:pPr>
-        <w:rPr>
-          <w:lang w:eastAsia="de-CH"/>
-        </w:rPr>
-      </w:pPr>
-      <w:r>
-        <w:rPr>
-          <w:lang w:eastAsia="de-CH"/>
-        </w:rPr>
-        <w:t>4.1 Pseudocode</w:t>
-      </w:r>
-    </w:p>
-    <w:p>
-      <w:pPr>
-        <w:rPr>
-          <w:lang w:eastAsia="de-CH"/>
-        </w:rPr>
-      </w:pPr>
-      <w:r>
-        <w:rPr>
-          <w:lang w:eastAsia="de-CH"/>
-        </w:rPr>
-        <w:t>Einfache Darstellung des Algorithmus damit man die Logik versteht unabhängig von C#</w:t>
-      </w:r>
-    </w:p>
-    <w:p>
-      <w:pPr>
-        <w:rPr>
-          <w:lang w:eastAsia="de-CH"/>
-        </w:rPr>
-      </w:pPr>
-    </w:p>
-    <w:p>
-      <w:pPr>
-        <w:rPr>
-          <w:lang w:eastAsia="de-CH"/>
-        </w:rPr>
-      </w:pPr>
-      <w:r>
-        <w:rPr>
-          <w:lang w:eastAsia="de-CH"/>
-        </w:rPr>
-        <w:t>4.2 Umsetzung in C#</w:t>
-      </w:r>
-    </w:p>
-    <w:p>
-      <w:pPr>
-        <w:rPr>
-          <w:lang w:eastAsia="de-CH"/>
-        </w:rPr>
-      </w:pPr>
-      <w:r>
-        <w:rPr>
-          <w:lang w:eastAsia="de-CH"/>
-        </w:rPr>
-        <w:t>-Tatsächliche Implementierung in  C#</w:t>
-      </w:r>
-    </w:p>
-    <w:p>
-      <w:pPr>
-        <w:rPr>
-          <w:lang w:eastAsia="de-CH"/>
-        </w:rPr>
-      </w:pPr>
-      <w:r>
-        <w:rPr>
-          <w:lang w:eastAsia="de-CH"/>
-        </w:rPr>
-        <w:t>-Einzelne relevante Methoden zeigen</w:t>
-      </w:r>
-    </w:p>
-    <w:p>
-      <w:pPr>
-        <w:rPr>
-          <w:lang w:eastAsia="de-CH"/>
-        </w:rPr>
-      </w:pPr>
-      <w:r>
-        <w:rPr>
-          <w:lang w:eastAsia="de-CH"/>
-        </w:rPr>
-        <w:t>-Quicksort Methode erklären</w:t>
-      </w:r>
-    </w:p>
-    <w:p>
-      <w:pPr>
-        <w:rPr>
-          <w:lang w:eastAsia="de-CH"/>
-        </w:rPr>
-      </w:pPr>
-      <w:r>
-        <w:rPr>
-          <w:lang w:eastAsia="de-CH"/>
-        </w:rPr>
-        <w:t>-Partitionierung</w:t>
-      </w:r>
-    </w:p>
-    <w:p>
-      <w:pPr>
-        <w:rPr>
-          <w:lang w:eastAsia="de-CH"/>
-        </w:rPr>
-      </w:pPr>
-      <w:r>
-        <w:rPr>
-          <w:lang w:eastAsia="de-CH"/>
-        </w:rPr>
-        <w:t>-Pivot-auswahl</w:t>
-      </w:r>
-    </w:p>
-    <w:p>
-      <w:pPr>
-        <w:rPr>
-          <w:lang w:eastAsia="de-CH"/>
-        </w:rPr>
-      </w:pPr>
-      <w:r>
-        <w:rPr>
-          <w:lang w:eastAsia="de-CH"/>
-        </w:rPr>
-        <w:t>-Swap/vertauschen</w:t>
-      </w:r>
-    </w:p>
-    <w:p>
-      <w:pPr>
-        <w:rPr>
-          <w:lang w:eastAsia="de-CH"/>
-        </w:rPr>
-      </w:pPr>
-      <w:r>
-        <w:rPr>
-          <w:lang w:eastAsia="de-CH"/>
-        </w:rPr>
-        <w:t>-Rekursiver Aufruf</w:t>
-      </w:r>
-    </w:p>
-    <w:p>
-      <w:pPr>
-        <w:rPr>
-          <w:lang w:eastAsia="de-CH"/>
-        </w:rPr>
-      </w:pPr>
-    </w:p>
-    <w:p>
-      <w:pPr>
-        <w:rPr>
-          <w:lang w:eastAsia="de-CH"/>
-        </w:rPr>
-      </w:pPr>
-      <w:r>
-        <w:rPr>
-          <w:lang w:eastAsia="de-CH"/>
-        </w:rPr>
-        <w:t>4.3 Integration in das vorgegebene Framework</w:t>
-      </w:r>
-    </w:p>
-    <w:p>
-      <w:pPr>
-        <w:rPr>
-          <w:lang w:eastAsia="de-CH"/>
-        </w:rPr>
-      </w:pPr>
-      <w:r>
-        <w:rPr>
-          <w:lang w:eastAsia="de-CH"/>
-        </w:rPr>
-        <w:t>Welche Klasse wurde erstellt?</w:t>
-      </w:r>
-    </w:p>
-    <w:p>
-      <w:pPr>
-        <w:rPr>
-          <w:lang w:eastAsia="de-CH"/>
-        </w:rPr>
-      </w:pPr>
-      <w:r>
-        <w:rPr>
-          <w:lang w:eastAsia="de-CH"/>
-        </w:rPr>
-        <w:t>Welche Methoden wurden benötigt?</w:t>
-      </w:r>
-    </w:p>
-    <w:p>
-      <w:pPr>
-        <w:rPr>
-          <w:lang w:eastAsia="de-CH"/>
-        </w:rPr>
-      </w:pPr>
-      <w:r>
-        <w:rPr>
-          <w:lang w:eastAsia="de-CH"/>
-        </w:rPr>
-        <w:t>Wie erhält der Algorithmus die Daten?</w:t>
-      </w:r>
-    </w:p>
-    <w:p>
-      <w:pPr>
-        <w:rPr>
-          <w:lang w:eastAsia="de-CH"/>
-        </w:rPr>
-      </w:pPr>
-      <w:r>
-        <w:rPr>
-          <w:lang w:eastAsia="de-CH"/>
-        </w:rPr>
-        <w:t>Wie wird das Ergebnis zurückgegeben bzw. dargestellt?</w:t>
-      </w:r>
-    </w:p>
-    <w:p>
-      <w:pPr>
-        <w:rPr>
-          <w:lang w:eastAsia="de-CH"/>
-        </w:rPr>
-      </w:pPr>
-      <w:r>
-        <w:rPr>
-          <w:lang w:eastAsia="de-CH"/>
-        </w:rPr>
-        <w:t>Musste das Framework angepasst werden?</w:t>
-      </w:r>
-    </w:p>
-    <w:p>
-      <w:pPr>
-        <w:pStyle w:val="Inhaltsverzeichnisberschrift"/>
-      </w:pPr>
-      <w:r>
-        <w:t>5.In-Place-Implementierung (ca. 0.5 Seite)</w:t>
-      </w:r>
-    </w:p>
-    <w:p>
-      <w:pPr>
-        <w:rPr>
-          <w:lang w:eastAsia="de-CH"/>
-        </w:rPr>
-      </w:pPr>
-      <w:r>
-        <w:rPr>
-          <w:lang w:eastAsia="de-CH"/>
-        </w:rPr>
-        <w:t>5.1 Was bedeutet In-Place-Implementierung?</w:t>
-      </w:r>
-    </w:p>
-    <w:p>
-      <w:pPr>
-        <w:rPr>
-          <w:lang w:eastAsia="de-CH"/>
-        </w:rPr>
-      </w:pPr>
-    </w:p>
-    <w:p>
-      <w:pPr>
-        <w:rPr>
-          <w:lang w:eastAsia="de-CH"/>
-        </w:rPr>
-      </w:pPr>
-      <w:r>
-        <w:rPr>
-          <w:lang w:eastAsia="de-CH"/>
-        </w:rPr>
-        <w:t>5.2 Ist Quicksort In-Place mögl</w:t>
-      </w:r>
-      <w:r>
-        <w:rPr>
-          <w:lang w:eastAsia="de-CH"/>
-        </w:rPr>
-        <w:t>ich?</w:t>
-      </w:r>
-    </w:p>
-    <w:p>
-      <w:pPr>
-        <w:rPr>
-          <w:lang w:eastAsia="de-CH"/>
-        </w:rPr>
-      </w:pPr>
-    </w:p>
-    <w:p>
-      <w:pPr>
-        <w:rPr>
-          <w:lang w:eastAsia="de-CH"/>
-        </w:rPr>
-      </w:pPr>
-      <w:r>
-        <w:rPr>
-          <w:lang w:eastAsia="de-CH"/>
-        </w:rPr>
-        <w:t>5.3 Unsere Implementierung</w:t>
-      </w:r>
-    </w:p>
-    <w:p>
-      <w:pPr>
-        <w:rPr>
-          <w:lang w:eastAsia="de-CH"/>
-        </w:rPr>
-      </w:pPr>
-    </w:p>
-    <w:p>
-      <w:pPr>
-        <w:rPr>
-          <w:lang w:eastAsia="de-CH"/>
-        </w:rPr>
-      </w:pPr>
-    </w:p>
-    <w:p>
-      <w:pPr>
-        <w:rPr>
-          <w:lang w:eastAsia="de-CH"/>
-        </w:rPr>
-      </w:pPr>
-    </w:p>
-    <w:p>
-      <w:pPr>
-        <w:pStyle w:val="Inhaltsverzeichnisberschrift"/>
-      </w:pPr>
-      <w:r>
-        <w:t>6. Einsatzbereiche und Abgrenzung</w:t>
-      </w:r>
-    </w:p>
-    <w:p>
-      <w:pPr>
-        <w:rPr>
-          <w:lang w:eastAsia="de-CH"/>
-        </w:rPr>
-      </w:pPr>
-    </w:p>
-    <w:p>
-      <w:pPr>
-        <w:rPr>
-          <w:lang w:eastAsia="de-CH"/>
-        </w:rPr>
-      </w:pPr>
+        <w:t xml:space="preserve">6. </w:t>
+      </w:r>
+      <w:r>
+        <w:t>Einsatzbereiche und Abgrenzung</w:t>
+      </w:r>
+      <w:bookmarkEnd w:id="15"/>
+    </w:p>
+    <w:p>
+      <w:pPr>
+        <w:rPr>
+          <w:lang w:eastAsia="de-CH"/>
+        </w:rPr>
+      </w:pPr>
+    </w:p>
+    <w:p>
+      <w:pPr>
+        <w:pStyle w:val="berschrift2"/>
+        <w:rPr>
+          <w:lang w:eastAsia="de-CH"/>
+        </w:rPr>
+      </w:pPr>
+      <w:bookmarkStart w:id="16" w:name="_Toc237793842"/>
       <w:r>
         <w:rPr>
           <w:lang w:eastAsia="de-CH"/>
         </w:rPr>
         <w:t>6.1 Einsatzbereiche</w:t>
       </w:r>
-    </w:p>
-    <w:p>
-      <w:pPr>
-        <w:rPr>
-          <w:lang w:eastAsia="de-CH"/>
-        </w:rPr>
-      </w:pPr>
-      <w:r>
-        <w:rPr>
-          <w:lang w:eastAsia="de-CH"/>
-        </w:rPr>
-        <w:t>Wann eignet sich Quicksort?</w:t>
-      </w:r>
-    </w:p>
-    <w:p>
-      <w:pPr>
-        <w:rPr>
-          <w:lang w:eastAsia="de-CH"/>
-        </w:rPr>
-      </w:pPr>
-      <w:r>
-        <w:rPr>
-          <w:lang w:eastAsia="de-CH"/>
-        </w:rPr>
-        <w:t>Für welche Datenstrukturen?</w:t>
-      </w:r>
-    </w:p>
-    <w:p>
-      <w:pPr>
-        <w:rPr>
-          <w:lang w:eastAsia="de-CH"/>
-        </w:rPr>
-      </w:pPr>
-      <w:r>
-        <w:rPr>
-          <w:lang w:eastAsia="de-CH"/>
-        </w:rPr>
-        <w:t>Warum wird der Algorithmus eingesetzt?</w:t>
-      </w:r>
-    </w:p>
-    <w:p>
-      <w:pPr>
-        <w:rPr>
-          <w:lang w:eastAsia="de-CH"/>
-        </w:rPr>
-      </w:pPr>
-    </w:p>
-    <w:p>
-      <w:pPr>
-        <w:rPr>
-          <w:lang w:eastAsia="de-CH"/>
-        </w:rPr>
-      </w:pPr>
+      <w:bookmarkEnd w:id="16"/>
+    </w:p>
+    <w:p>
+      <w:pPr>
+        <w:rPr>
+          <w:lang w:eastAsia="de-CH"/>
+        </w:rPr>
+      </w:pPr>
+    </w:p>
+    <w:p>
+      <w:pPr>
+        <w:pStyle w:val="Listenabsatz"/>
+        <w:numPr>
+          <w:ilvl w:val="0"/>
+          <w:numId w:val="2"/>
+        </w:numPr>
+        <w:rPr>
+          <w:lang w:eastAsia="de-CH"/>
+        </w:rPr>
+      </w:pPr>
+      <w:r>
+        <w:rPr>
+          <w:lang w:eastAsia="de-CH"/>
+        </w:rPr>
+        <w:t>Zahlen oder Listen sortieren in Programmen</w:t>
+      </w:r>
+      <w:r>
+        <w:rPr>
+          <w:lang w:eastAsia="de-CH"/>
+        </w:rPr>
+        <w:t xml:space="preserve">, </w:t>
+      </w:r>
+      <w:r>
+        <w:rPr>
+          <w:lang w:eastAsia="de-CH"/>
+        </w:rPr>
+        <w:t>z.B. eine Liste von Preisen, Namen oder Messwerten in die richtige Reihenfolge bringen.</w:t>
+      </w:r>
+    </w:p>
+    <w:p>
+      <w:pPr>
+        <w:pStyle w:val="Listenabsatz"/>
+        <w:numPr>
+          <w:ilvl w:val="0"/>
+          <w:numId w:val="2"/>
+        </w:numPr>
+        <w:rPr>
+          <w:lang w:eastAsia="de-CH"/>
+        </w:rPr>
+      </w:pPr>
+      <w:r>
+        <w:rPr>
+          <w:lang w:eastAsia="de-CH"/>
+        </w:rPr>
+        <w:t>Eingebaute Sortierfunktionen von Programmiersprachen</w:t>
+      </w:r>
+      <w:r>
+        <w:rPr>
+          <w:lang w:eastAsia="de-CH"/>
+        </w:rPr>
+        <w:t xml:space="preserve">, </w:t>
+      </w:r>
+      <w:r>
+        <w:rPr>
+          <w:lang w:eastAsia="de-CH"/>
+        </w:rPr>
+        <w:t xml:space="preserve">wenn du </w:t>
+      </w:r>
+      <w:r>
+        <w:rPr>
+          <w:lang w:eastAsia="de-CH"/>
+        </w:rPr>
+        <w:t xml:space="preserve">in </w:t>
+      </w:r>
+      <w:r>
+        <w:rPr>
+          <w:lang w:eastAsia="de-CH"/>
+        </w:rPr>
+        <w:t xml:space="preserve">C# eine Sortierfunktion aufrufst, läuft im Hintergrund oft </w:t>
+      </w:r>
+      <w:proofErr w:type="spellStart"/>
+      <w:r>
+        <w:rPr>
+          <w:lang w:eastAsia="de-CH"/>
+        </w:rPr>
+        <w:t>Quicksort</w:t>
+      </w:r>
+      <w:proofErr w:type="spellEnd"/>
+      <w:r>
+        <w:rPr>
+          <w:lang w:eastAsia="de-CH"/>
+        </w:rPr>
+        <w:t>.</w:t>
+      </w:r>
+    </w:p>
+    <w:p>
+      <w:pPr>
+        <w:pStyle w:val="Listenabsatz"/>
+        <w:numPr>
+          <w:ilvl w:val="0"/>
+          <w:numId w:val="2"/>
+        </w:numPr>
+        <w:rPr>
+          <w:lang w:eastAsia="de-CH"/>
+        </w:rPr>
+      </w:pPr>
+      <w:proofErr w:type="spellStart"/>
+      <w:proofErr w:type="gramStart"/>
+      <w:r>
+        <w:rPr>
+          <w:lang w:eastAsia="de-CH"/>
+        </w:rPr>
+        <w:t>Datenbanken</w:t>
+      </w:r>
+      <w:r>
+        <w:rPr>
+          <w:lang w:eastAsia="de-CH"/>
+        </w:rPr>
+        <w:t>,</w:t>
+      </w:r>
+      <w:r>
+        <w:rPr>
+          <w:lang w:eastAsia="de-CH"/>
+        </w:rPr>
+        <w:t>zum</w:t>
+      </w:r>
+      <w:proofErr w:type="spellEnd"/>
+      <w:proofErr w:type="gramEnd"/>
+      <w:r>
+        <w:rPr>
+          <w:lang w:eastAsia="de-CH"/>
+        </w:rPr>
+        <w:t xml:space="preserve"> Sortieren von Abfrage-Ergebnissen (z.B. „sortiere alle Kunden nach Alter").</w:t>
+      </w:r>
+    </w:p>
+    <w:p>
+      <w:pPr>
+        <w:pStyle w:val="Listenabsatz"/>
+        <w:numPr>
+          <w:ilvl w:val="0"/>
+          <w:numId w:val="2"/>
+        </w:numPr>
+        <w:rPr>
+          <w:lang w:eastAsia="de-CH"/>
+        </w:rPr>
+      </w:pPr>
+      <w:r>
+        <w:rPr>
+          <w:lang w:eastAsia="de-CH"/>
+        </w:rPr>
+        <w:t>Suchvorbereitung</w:t>
+      </w:r>
+      <w:r>
+        <w:rPr>
+          <w:lang w:eastAsia="de-CH"/>
+        </w:rPr>
+        <w:t xml:space="preserve">, </w:t>
+      </w:r>
+      <w:r>
+        <w:rPr>
+          <w:lang w:eastAsia="de-CH"/>
+        </w:rPr>
+        <w:t xml:space="preserve">Daten werden zuerst mit </w:t>
+      </w:r>
+      <w:proofErr w:type="spellStart"/>
+      <w:r>
+        <w:rPr>
+          <w:lang w:eastAsia="de-CH"/>
+        </w:rPr>
+        <w:t>Quicksort</w:t>
+      </w:r>
+      <w:proofErr w:type="spellEnd"/>
+      <w:r>
+        <w:rPr>
+          <w:lang w:eastAsia="de-CH"/>
+        </w:rPr>
+        <w:t xml:space="preserve"> sortiert, damit man danach schnell darin suchen kann (z.B. mit binärer Suche).</w:t>
+      </w:r>
+    </w:p>
+    <w:p>
+      <w:pPr>
+        <w:pStyle w:val="Listenabsatz"/>
+        <w:numPr>
+          <w:ilvl w:val="0"/>
+          <w:numId w:val="2"/>
+        </w:numPr>
+        <w:rPr>
+          <w:lang w:eastAsia="de-CH"/>
+        </w:rPr>
+      </w:pPr>
+      <w:r>
+        <w:rPr>
+          <w:lang w:eastAsia="de-CH"/>
+        </w:rPr>
+        <w:t>Verarbeitung grosser Datenmengen im Speicher</w:t>
+      </w:r>
+      <w:r>
+        <w:rPr>
+          <w:lang w:eastAsia="de-CH"/>
+        </w:rPr>
+        <w:t>,</w:t>
+      </w:r>
+      <w:r>
+        <w:rPr>
+          <w:lang w:eastAsia="de-CH"/>
+        </w:rPr>
+        <w:t xml:space="preserve"> </w:t>
+      </w:r>
+      <w:r>
+        <w:rPr>
+          <w:lang w:eastAsia="de-CH"/>
+        </w:rPr>
+        <w:t>überall wo viele Daten schnell in eine Reihenfolge gebracht werden müssen.</w:t>
+      </w:r>
+    </w:p>
+    <w:p>
+      <w:pPr>
+        <w:rPr>
+          <w:lang w:eastAsia="de-CH"/>
+        </w:rPr>
+      </w:pPr>
+    </w:p>
+    <w:p>
+      <w:pPr>
+        <w:pStyle w:val="berschrift2"/>
+        <w:rPr>
+          <w:lang w:eastAsia="de-CH"/>
+        </w:rPr>
+      </w:pPr>
+      <w:bookmarkStart w:id="17" w:name="_Toc237793843"/>
       <w:r>
         <w:rPr>
           <w:lang w:eastAsia="de-CH"/>
         </w:rPr>
         <w:t>6.2 Vorteile und Nachteile</w:t>
       </w:r>
-    </w:p>
-    <w:p>
-      <w:pPr>
-        <w:rPr>
-          <w:lang w:eastAsia="de-CH"/>
-        </w:rPr>
-      </w:pPr>
-    </w:p>
-    <w:p>
-      <w:pPr>
-        <w:rPr>
-          <w:lang w:eastAsia="de-CH"/>
-        </w:rPr>
-      </w:pPr>
-      <w:r>
-        <w:rPr>
-          <w:lang w:eastAsia="de-CH"/>
-        </w:rPr>
-        <w:t>6.3 Abgrenzung zu anderen Sortieralgorithmen</w:t>
-      </w:r>
-    </w:p>
-    <w:p>
-      <w:pPr>
-        <w:pStyle w:val="Inhaltsverzeichnisberschrift"/>
-      </w:pPr>
+      <w:bookmarkEnd w:id="17"/>
+    </w:p>
+    <w:p>
+      <w:pPr>
+        <w:rPr>
+          <w:b/>
+          <w:bCs/>
+          <w:lang w:eastAsia="de-CH"/>
+        </w:rPr>
+      </w:pPr>
+      <w:r>
+        <w:rPr>
+          <w:b/>
+          <w:bCs/>
+          <w:lang w:eastAsia="de-CH"/>
+        </w:rPr>
+        <w:t>Vorteile</w:t>
+      </w:r>
+    </w:p>
+    <w:p>
+      <w:pPr>
+        <w:rPr>
+          <w:lang w:eastAsia="de-CH"/>
+        </w:rPr>
+      </w:pPr>
+    </w:p>
+    <w:p>
+      <w:pPr>
+        <w:pStyle w:val="Listenabsatz"/>
+        <w:numPr>
+          <w:ilvl w:val="0"/>
+          <w:numId w:val="3"/>
+        </w:numPr>
+        <w:rPr>
+          <w:lang w:eastAsia="de-CH"/>
+        </w:rPr>
+      </w:pPr>
+      <w:r>
+        <w:rPr>
+          <w:lang w:eastAsia="de-CH"/>
+        </w:rPr>
+        <w:t>Sehr schnell</w:t>
+      </w:r>
+      <w:r>
+        <w:rPr>
+          <w:lang w:eastAsia="de-CH"/>
+        </w:rPr>
+        <w:t>,</w:t>
+      </w:r>
+      <w:r>
+        <w:rPr>
+          <w:lang w:eastAsia="de-CH"/>
+        </w:rPr>
+        <w:t xml:space="preserve"> im Normalfall eines der schnellsten Sortierverfahren (</w:t>
+      </w:r>
+      <w:proofErr w:type="gramStart"/>
+      <w:r>
+        <w:rPr>
+          <w:lang w:eastAsia="de-CH"/>
+        </w:rPr>
+        <w:t>O(</w:t>
+      </w:r>
+      <w:proofErr w:type="gramEnd"/>
+      <w:r>
+        <w:rPr>
+          <w:lang w:eastAsia="de-CH"/>
+        </w:rPr>
+        <w:t>n log n)).</w:t>
+      </w:r>
+    </w:p>
+    <w:p>
+      <w:pPr>
+        <w:pStyle w:val="Listenabsatz"/>
+        <w:numPr>
+          <w:ilvl w:val="0"/>
+          <w:numId w:val="3"/>
+        </w:numPr>
+        <w:rPr>
+          <w:lang w:eastAsia="de-CH"/>
+        </w:rPr>
+      </w:pPr>
+      <w:r>
+        <w:rPr>
+          <w:lang w:eastAsia="de-CH"/>
+        </w:rPr>
+        <w:t>Wenig Extra-Speicher</w:t>
+      </w:r>
+      <w:r>
+        <w:rPr>
+          <w:lang w:eastAsia="de-CH"/>
+        </w:rPr>
+        <w:t xml:space="preserve">, </w:t>
+      </w:r>
+      <w:r>
+        <w:rPr>
+          <w:lang w:eastAsia="de-CH"/>
+        </w:rPr>
+        <w:t>sortiert direkt im gleichen Array (in-place), braucht kein zweites.</w:t>
+      </w:r>
+    </w:p>
+    <w:p>
+      <w:pPr>
+        <w:pStyle w:val="Listenabsatz"/>
+        <w:numPr>
+          <w:ilvl w:val="0"/>
+          <w:numId w:val="3"/>
+        </w:numPr>
+        <w:rPr>
+          <w:lang w:eastAsia="de-CH"/>
+        </w:rPr>
+      </w:pPr>
+      <w:r>
+        <w:rPr>
+          <w:lang w:eastAsia="de-CH"/>
+        </w:rPr>
+        <w:t>Gut für den Arbeitsspeicher</w:t>
+      </w:r>
+      <w:r>
+        <w:rPr>
+          <w:lang w:eastAsia="de-CH"/>
+        </w:rPr>
+        <w:t>,</w:t>
+      </w:r>
+      <w:r>
+        <w:rPr>
+          <w:lang w:eastAsia="de-CH"/>
+        </w:rPr>
+        <w:t xml:space="preserve"> ideal wenn alle Daten in den RAM passen.</w:t>
+      </w:r>
+    </w:p>
+    <w:p>
+      <w:pPr>
+        <w:pStyle w:val="Listenabsatz"/>
+        <w:numPr>
+          <w:ilvl w:val="0"/>
+          <w:numId w:val="3"/>
+        </w:numPr>
+        <w:rPr>
+          <w:lang w:eastAsia="de-CH"/>
+        </w:rPr>
+      </w:pPr>
+      <w:r>
+        <w:rPr>
+          <w:lang w:eastAsia="de-CH"/>
+        </w:rPr>
+        <w:t>Überall eingebaut</w:t>
+      </w:r>
+      <w:r>
+        <w:rPr>
+          <w:lang w:eastAsia="de-CH"/>
+        </w:rPr>
+        <w:t>,</w:t>
+      </w:r>
+      <w:r>
+        <w:rPr>
+          <w:lang w:eastAsia="de-CH"/>
+        </w:rPr>
+        <w:t xml:space="preserve"> wird von vielen Programmiersprachen automatisch genutzt.</w:t>
+      </w:r>
+    </w:p>
+    <w:p>
+      <w:pPr>
+        <w:rPr>
+          <w:lang w:eastAsia="de-CH"/>
+        </w:rPr>
+      </w:pPr>
+    </w:p>
+    <w:p>
+      <w:pPr>
+        <w:rPr>
+          <w:b/>
+          <w:bCs/>
+          <w:lang w:eastAsia="de-CH"/>
+        </w:rPr>
+      </w:pPr>
+      <w:r>
+        <w:rPr>
+          <w:b/>
+          <w:bCs/>
+          <w:lang w:eastAsia="de-CH"/>
+        </w:rPr>
+        <w:t>Nachteile</w:t>
+      </w:r>
+    </w:p>
+    <w:p>
+      <w:pPr>
+        <w:rPr>
+          <w:lang w:eastAsia="de-CH"/>
+        </w:rPr>
+      </w:pPr>
+    </w:p>
+    <w:p>
+      <w:pPr>
+        <w:pStyle w:val="Listenabsatz"/>
+        <w:numPr>
+          <w:ilvl w:val="0"/>
+          <w:numId w:val="4"/>
+        </w:numPr>
+        <w:rPr>
+          <w:lang w:eastAsia="de-CH"/>
+        </w:rPr>
+      </w:pPr>
+      <w:proofErr w:type="gramStart"/>
+      <w:r>
+        <w:rPr>
+          <w:lang w:eastAsia="de-CH"/>
+        </w:rPr>
+        <w:t>Kann</w:t>
+      </w:r>
+      <w:proofErr w:type="gramEnd"/>
+      <w:r>
+        <w:rPr>
+          <w:lang w:eastAsia="de-CH"/>
+        </w:rPr>
+        <w:t xml:space="preserve"> langsam werden</w:t>
+      </w:r>
+      <w:r>
+        <w:rPr>
+          <w:lang w:eastAsia="de-CH"/>
+        </w:rPr>
+        <w:t>,</w:t>
+      </w:r>
+      <w:r>
+        <w:rPr>
+          <w:lang w:eastAsia="de-CH"/>
+        </w:rPr>
+        <w:t xml:space="preserve"> im schlechtesten Fall O(n²), z.B. bei schon (fast) sortierten Daten und schlecht gewähltem Pivot.</w:t>
+      </w:r>
+    </w:p>
+    <w:p>
+      <w:pPr>
+        <w:pStyle w:val="Listenabsatz"/>
+        <w:numPr>
+          <w:ilvl w:val="0"/>
+          <w:numId w:val="4"/>
+        </w:numPr>
+        <w:rPr>
+          <w:lang w:eastAsia="de-CH"/>
+        </w:rPr>
+      </w:pPr>
+      <w:r>
+        <w:rPr>
+          <w:lang w:eastAsia="de-CH"/>
+        </w:rPr>
+        <w:t>Nicht stabil</w:t>
+      </w:r>
+      <w:r>
+        <w:rPr>
+          <w:lang w:eastAsia="de-CH"/>
+        </w:rPr>
+        <w:t xml:space="preserve">, </w:t>
+      </w:r>
+      <w:r>
+        <w:rPr>
+          <w:lang w:eastAsia="de-CH"/>
+        </w:rPr>
+        <w:t>gleiche Werte behalten ihre ursprüngliche Reihenfolge nicht.</w:t>
+      </w:r>
+    </w:p>
+    <w:p>
+      <w:pPr>
+        <w:pStyle w:val="Listenabsatz"/>
+        <w:numPr>
+          <w:ilvl w:val="0"/>
+          <w:numId w:val="4"/>
+        </w:numPr>
+        <w:rPr>
+          <w:lang w:eastAsia="de-CH"/>
+        </w:rPr>
+      </w:pPr>
+      <w:r>
+        <w:rPr>
+          <w:lang w:eastAsia="de-CH"/>
+        </w:rPr>
+        <w:t>Pivot-Wahl ist wichtig</w:t>
+      </w:r>
+      <w:r>
+        <w:rPr>
+          <w:lang w:eastAsia="de-CH"/>
+        </w:rPr>
+        <w:t>,</w:t>
+      </w:r>
+      <w:r>
+        <w:rPr>
+          <w:lang w:eastAsia="de-CH"/>
+        </w:rPr>
+        <w:t xml:space="preserve"> ein schlecht gewähltes Pivot macht es langsam; ein gutes Pivot ist entscheidend für die Geschwindigkeit.</w:t>
+      </w:r>
+    </w:p>
+    <w:p>
+      <w:pPr>
+        <w:pStyle w:val="Listenabsatz"/>
+        <w:numPr>
+          <w:ilvl w:val="0"/>
+          <w:numId w:val="4"/>
+        </w:numPr>
+        <w:rPr>
+          <w:lang w:eastAsia="de-CH"/>
+        </w:rPr>
+      </w:pPr>
+      <w:r>
+        <w:rPr>
+          <w:lang w:eastAsia="de-CH"/>
+        </w:rPr>
+        <w:t>Nicht ideal für riesige Daten auf der Festplatte</w:t>
+      </w:r>
+      <w:r>
+        <w:rPr>
+          <w:lang w:eastAsia="de-CH"/>
+        </w:rPr>
+        <w:t>,</w:t>
+      </w:r>
+      <w:r>
+        <w:rPr>
+          <w:lang w:eastAsia="de-CH"/>
+        </w:rPr>
+        <w:t xml:space="preserve"> die nicht in den RAM passen</w:t>
+      </w:r>
+      <w:r>
+        <w:rPr>
+          <w:lang w:eastAsia="de-CH"/>
+        </w:rPr>
+        <w:t>.</w:t>
+      </w:r>
+    </w:p>
+    <w:p>
+      <w:pPr>
+        <w:pStyle w:val="Listenabsatz"/>
+        <w:rPr>
+          <w:lang w:eastAsia="de-CH"/>
+        </w:rPr>
+      </w:pPr>
+    </w:p>
+    <w:p>
+      <w:pPr>
+        <w:pStyle w:val="berschrift1"/>
+      </w:pPr>
+      <w:bookmarkStart w:id="18" w:name="_Toc237793845"/>
       <w:r>
         <w:t>7. Fazit</w:t>
       </w:r>
-    </w:p>
-    <w:p>
-      <w:pPr>
-        <w:rPr>
-          <w:lang w:eastAsia="de-CH"/>
-        </w:rPr>
-      </w:pPr>
-    </w:p>
-    <w:p>
-      <w:pPr>
-        <w:rPr>
-          <w:lang w:eastAsia="de-CH"/>
-        </w:rPr>
-      </w:pPr>
-      <w:r>
-        <w:rPr>
-          <w:lang w:eastAsia="de-CH"/>
-        </w:rPr>
-        <w:t>Was zeichnet Quicksort aus?</w:t>
-      </w:r>
-    </w:p>
-    <w:p>
-      <w:pPr>
-        <w:rPr>
-          <w:lang w:eastAsia="de-CH"/>
-        </w:rPr>
-      </w:pPr>
-      <w:r>
-        <w:rPr>
+      <w:bookmarkEnd w:id="18"/>
+    </w:p>
+    <w:p>
+      <w:pPr>
+        <w:rPr>
+          <w:lang w:eastAsia="de-CH"/>
+        </w:rPr>
+      </w:pPr>
+    </w:p>
+    <w:p>
+      <w:pPr>
+        <w:rPr>
+          <w:b/>
+          <w:bCs/>
+          <w:lang w:eastAsia="de-CH"/>
+        </w:rPr>
+      </w:pPr>
+      <w:r>
+        <w:rPr>
+          <w:b/>
+          <w:bCs/>
+          <w:lang w:eastAsia="de-CH"/>
+        </w:rPr>
+        <w:t xml:space="preserve">Was zeichnet </w:t>
+      </w:r>
+      <w:proofErr w:type="spellStart"/>
+      <w:r>
+        <w:rPr>
+          <w:b/>
+          <w:bCs/>
+          <w:lang w:eastAsia="de-CH"/>
+        </w:rPr>
+        <w:t>Quicksort</w:t>
+      </w:r>
+      <w:proofErr w:type="spellEnd"/>
+      <w:r>
+        <w:rPr>
+          <w:b/>
+          <w:bCs/>
+          <w:lang w:eastAsia="de-CH"/>
+        </w:rPr>
+        <w:t xml:space="preserve"> aus?</w:t>
+      </w:r>
+    </w:p>
+    <w:p>
+      <w:pPr>
+        <w:rPr>
+          <w:lang w:eastAsia="de-CH"/>
+        </w:rPr>
+      </w:pPr>
+      <w:proofErr w:type="spellStart"/>
+      <w:r>
+        <w:rPr>
+          <w:lang w:eastAsia="de-CH"/>
+        </w:rPr>
+        <w:t>Quicksort</w:t>
+      </w:r>
+      <w:proofErr w:type="spellEnd"/>
+      <w:r>
+        <w:rPr>
+          <w:lang w:eastAsia="de-CH"/>
+        </w:rPr>
+        <w:t xml:space="preserve"> ist ein schnelles Sortierverfahren, das nach dem Prinzip „Teile und herrsche" arbeitet: Es wählt ein Pivot-Element, teilt die Daten in kleinere und grössere Werte auf und sortiert diese Teile weiter.</w:t>
+      </w:r>
+    </w:p>
+    <w:p>
+      <w:pPr>
+        <w:rPr>
+          <w:lang w:eastAsia="de-CH"/>
+        </w:rPr>
+      </w:pPr>
+    </w:p>
+    <w:p>
+      <w:pPr>
+        <w:rPr>
+          <w:b/>
+          <w:bCs/>
+          <w:lang w:eastAsia="de-CH"/>
+        </w:rPr>
+      </w:pPr>
+      <w:r>
+        <w:rPr>
+          <w:b/>
+          <w:bCs/>
           <w:lang w:eastAsia="de-CH"/>
         </w:rPr>
         <w:t>Welche Vorteile hat das Verfahren?</w:t>
@@ -4318,6 +6362,59 @@
         <w:rPr>
           <w:lang w:eastAsia="de-CH"/>
         </w:rPr>
+        <w:t>Es ist im Durchschnitt sehr schnell (</w:t>
+      </w:r>
+      <w:proofErr w:type="gramStart"/>
+      <w:r>
+        <w:rPr>
+          <w:lang w:eastAsia="de-CH"/>
+        </w:rPr>
+        <w:t>O(</w:t>
+      </w:r>
+      <w:proofErr w:type="gramEnd"/>
+      <w:r>
+        <w:rPr>
+          <w:lang w:eastAsia="de-CH"/>
+        </w:rPr>
+        <w:t>n log n)) und arbeitet in-place, braucht also kaum zusätzlichen Speicher. Deshalb wird es in vielen Programmiersprachen standardmässig eingesetzt.</w:t>
+      </w:r>
+    </w:p>
+    <w:p>
+      <w:pPr>
+        <w:rPr>
+          <w:lang w:eastAsia="de-CH"/>
+        </w:rPr>
+      </w:pPr>
+    </w:p>
+    <w:p>
+      <w:pPr>
+        <w:rPr>
+          <w:lang w:eastAsia="de-CH"/>
+        </w:rPr>
+      </w:pPr>
+    </w:p>
+    <w:p>
+      <w:pPr>
+        <w:rPr>
+          <w:lang w:eastAsia="de-CH"/>
+        </w:rPr>
+      </w:pPr>
+    </w:p>
+    <w:p>
+      <w:pPr>
+        <w:rPr>
+          <w:b/>
+          <w:bCs/>
+          <w:lang w:eastAsia="de-CH"/>
+        </w:rPr>
+      </w:pPr>
+      <w:r>
+        <w:rPr>
+          <w:b/>
+          <w:bCs/>
+          <w:lang w:eastAsia="de-CH"/>
+        </w:rPr>
+        <w:lastRenderedPageBreak/>
         <w:t>Welche Schwächen gibt es?</w:t>
       </w:r>
     </w:p>
@@ -4331,6 +6428,56 @@
         <w:rPr>
           <w:lang w:eastAsia="de-CH"/>
         </w:rPr>
+        <w:t xml:space="preserve">Im schlechtesten Fall wird </w:t>
+      </w:r>
+      <w:proofErr w:type="spellStart"/>
+      <w:r>
+        <w:rPr>
+          <w:lang w:eastAsia="de-CH"/>
+        </w:rPr>
+        <w:t>Quicksort</w:t>
+      </w:r>
+      <w:proofErr w:type="spellEnd"/>
+      <w:r>
+        <w:rPr>
+          <w:lang w:eastAsia="de-CH"/>
+        </w:rPr>
+        <w:t xml:space="preserve"> langsam (O(n²)), und es ist nicht stabil</w:t>
+      </w:r>
+      <w:r>
+        <w:rPr>
+          <w:lang w:eastAsia="de-CH"/>
+        </w:rPr>
+        <w:t>,</w:t>
+      </w:r>
+      <w:r>
+        <w:rPr>
+          <w:lang w:eastAsia="de-CH"/>
+        </w:rPr>
+        <w:t xml:space="preserve"> gleiche Werte behalten ihre ursprüngliche Reihenfolge nicht.</w:t>
+      </w:r>
+    </w:p>
+    <w:p>
+      <w:pPr>
+        <w:rPr>
+          <w:lang w:eastAsia="de-CH"/>
+        </w:rPr>
+      </w:pPr>
+    </w:p>
+    <w:p>
+      <w:pPr>
+        <w:rPr>
+          <w:b/>
+          <w:bCs/>
+          <w:lang w:eastAsia="de-CH"/>
+        </w:rPr>
+      </w:pPr>
+      <w:r>
+        <w:rPr>
+          <w:b/>
+          <w:bCs/>
+          <w:lang w:eastAsia="de-CH"/>
+        </w:rPr>
         <w:t>Welche Bedeutung hat die Pivot-Auswahl?</w:t>
       </w:r>
     </w:p>
@@ -4344,37 +6491,38 @@
         <w:rPr>
           <w:lang w:eastAsia="de-CH"/>
         </w:rPr>
-        <w:t>Was haben wir bei der Implementierung festgestellt?</w:t>
-      </w:r>
-    </w:p>
-    <w:p>
-      <w:pPr>
-        <w:rPr>
-          <w:lang w:eastAsia="de-CH"/>
-        </w:rPr>
-      </w:pPr>
-    </w:p>
-    <w:p>
-      <w:pPr>
-        <w:rPr>
-          <w:lang w:eastAsia="de-CH"/>
-        </w:rPr>
-      </w:pPr>
-    </w:p>
-    <w:p>
-      <w:pPr>
-        <w:rPr>
-          <w:lang w:eastAsia="de-CH"/>
-        </w:rPr>
-      </w:pPr>
-    </w:p>
-    <w:p>
-      <w:pPr>
-        <w:pStyle w:val="Inhaltsverzeichnisberschrift"/>
-      </w:pPr>
+        <w:t>Die Pivot-Auswahl ist entscheidend für die Geschwindigkeit. Ein gutes Pivot sorgt für gleichmässige Teilung und hohes Tempo, ein schlechtes führt zum langsamen Worst Case.</w:t>
+      </w:r>
+    </w:p>
+    <w:p>
+      <w:pPr>
+        <w:rPr>
+          <w:lang w:eastAsia="de-CH"/>
+        </w:rPr>
+      </w:pPr>
+      <w:r>
+        <w:rPr>
+          <w:lang w:eastAsia="de-CH"/>
+        </w:rPr>
+        <w:br w:type="page"/>
+      </w:r>
+    </w:p>
+    <w:p>
+      <w:pPr>
+        <w:rPr>
+          <w:lang w:eastAsia="de-CH"/>
+        </w:rPr>
+      </w:pPr>
+    </w:p>
+    <w:p>
+      <w:pPr>
+        <w:pStyle w:val="berschrift1"/>
+      </w:pPr>
+      <w:bookmarkStart w:id="19" w:name="_Toc237793846"/>
       <w:r>
         <w:t>8. Quellenverzeichnis</w:t>
       </w:r>
+      <w:bookmarkEnd w:id="19"/>
     </w:p>
     <w:p>
       <w:pPr>
@@ -4388,6 +6536,7 @@
         </w:rPr>
         <w:t xml:space="preserve">[1] </w:t>
       </w:r>
+      <w:proofErr w:type="spellStart"/>
       <w:r>
         <w:rPr>
           <w:lang w:val="en-US" w:eastAsia="de-CH"/>
@@ -4404,7 +6553,28 @@
         <w:rPr>
           <w:lang w:val="en-US" w:eastAsia="de-CH"/>
         </w:rPr>
-        <w:t>ix: Sortieralgorithmen – Theoretische Informatik.</w:t>
+        <w:t>ix</w:t>
+      </w:r>
+      <w:proofErr w:type="spellEnd"/>
+      <w:r>
+        <w:rPr>
+          <w:lang w:val="en-US" w:eastAsia="de-CH"/>
+        </w:rPr>
+        <w:t xml:space="preserve">: </w:t>
+      </w:r>
+      <w:proofErr w:type="spellStart"/>
+      <w:r>
+        <w:rPr>
+          <w:lang w:val="en-US" w:eastAsia="de-CH"/>
+        </w:rPr>
+        <w:t>Sortieralgorithmen</w:t>
+      </w:r>
+      <w:proofErr w:type="spellEnd"/>
+      <w:r>
+        <w:rPr>
+          <w:lang w:val="en-US" w:eastAsia="de-CH"/>
+        </w:rPr>
+        <w:t xml:space="preserve"> – Theoretische Informatik.</w:t>
       </w:r>
     </w:p>
     <w:p>
@@ -4591,7 +6761,19 @@
         <w:rPr>
           <w:lang w:eastAsia="de-CH"/>
         </w:rPr>
-        <w:t>Quikcsort</w:t>
+        <w:t>Qui</w:t>
+      </w:r>
+      <w:r>
+        <w:rPr>
+          <w:lang w:eastAsia="de-CH"/>
+        </w:rPr>
+        <w:t>ck</w:t>
+      </w:r>
+      <w:r>
+        <w:rPr>
+          <w:lang w:eastAsia="de-CH"/>
+        </w:rPr>
+        <w:t>sort</w:t>
       </w:r>
       <w:proofErr w:type="spellEnd"/>
     </w:p>
@@ -4811,7 +6993,15 @@
       </w:sdtPr>
       <w:sdtContent>
         <w:r>
-          <w:t>Koray Akcay &amp; Ard Sadiki</w:t>
+          <w:t xml:space="preserve">Koray Akcay &amp; </w:t>
+        </w:r>
+        <w:proofErr w:type="spellStart"/>
+        <w:r>
+          <w:t>Ard</w:t>
+        </w:r>
+        <w:proofErr w:type="spellEnd"/>
+        <w:r>
+          <w:t xml:space="preserve"> Sadiki</w:t>
         </w:r>
       </w:sdtContent>
     </w:sdt>
@@ -4831,7 +7021,7 @@
       <w:rPr>
         <w:noProof/>
       </w:rPr>
-      <w:t>10.08.2026</w:t>
+      <w:t>16.08.2026</w:t>
     </w:r>
     <w:r>
       <w:fldChar w:fldCharType="end"/>
@@ -4894,9 +7084,9 @@
 <file path=word/numbering.xml><?xml version="1.0" encoding="utf-8"?>
 <w:numbering xmlns:wpc="http://schemas.microsoft.com/office/word/2010/wordprocessingCanvas" xmlns:cx="http://schemas.microsoft.com/office/drawing/2014/chartex" xmlns:cx1="http://schemas.microsoft.com/office/drawing/2015/9/8/chartex" xmlns:cx2="http://schemas.microsoft.com/office/drawing/2015/10/21/chartex" xmlns:cx3="http://schemas.microsoft.com/office/drawing/2016/5/9/chartex" xmlns:cx4="http://schemas.microsoft.com/office/drawing/2016/5/10/chartex" xmlns:cx5="http://schemas.microsoft.com/office/drawing/2016/5/11/chartex" xmlns:cx6="http://schemas.microsoft.com/office/drawing/2016/5/12/chartex" xmlns:cx7="http://schemas.microsoft.com/office/drawing/2016/5/13/chartex" xmlns:cx8="http://schemas.microsoft.com/office/drawing/2016/5/14/chartex" xmlns:mc="http://schemas.openxmlformats.org/markup-compatibility/2006" xmlns:aink="http://schemas.microsoft.com/office/drawing/2016/ink" xmlns:am3d="http://schemas.microsoft.com/office/drawing/2017/model3d" xmlns:o="urn:schemas-microsoft-com:office:office" xmlns:oel="http://schemas.microsoft.com/office/2019/extlst" xmlns:r="http://schemas.openxmlformats.org/officeDocument/2006/relationships" xmlns:m="http://schemas.openxmlformats.org/officeDocument/2006/math" xmlns:v="urn:schemas-microsoft-com:vml" xmlns:wp14="http://schemas.microsoft.com/office/word/2010/wordprocessingDrawing" xmlns:wp="http://schemas.openxmlformats.org/drawingml/2006/wordprocessingDrawing" xmlns:w10="urn:schemas-microsoft-com:office:word" xmlns:w="http://schemas.openxmlformats.org/wordprocessingml/2006/main" xmlns:w14="http://schemas.microsoft.com/office/word/2010/wordml" xmlns:w15="http://schemas.microsoft.com/office/word/2012/wordml" xmlns:w16cei="http://schemas.microsoft.com/office/word/2026/wordml/cei" xmlns:w16cex="http://schemas.microsoft.com/office/word/2018/wordml/cex" xmlns:w16cid="http://schemas.microsoft.com/office/word/2016/wordml/cid" xmlns:w16="http://schemas.microsoft.com/office/word/2018/wordml" xmlns:w16du="http://schemas.microsoft.com/office/word/2023/wordml/word16du" xmlns:w16sdtdh="http://schemas.microsoft.com/office/word/2020/wordml/sdtdatahash" xmlns:w16sdtfl="http://schemas.microsoft.com/office/word/2024/wordml/sdtformatlock" xmlns:w16se="http://schemas.microsoft.com/office/word/2015/wordml/symex" xmlns:wpg="http://schemas.microsoft.com/office/word/2010/wordprocessingGroup" xmlns:wpi="http://schemas.microsoft.com/office/word/2010/wordprocessingInk" xmlns:wne="http://schemas.microsoft.com/office/word/2006/wordml" xmlns:wps="http://schemas.microsoft.com/office/word/2010/wordprocessingShape" mc:Ignorable="w14 w15 w16se w16cid w16 w16cex w16sdtdh w16sdtfl w16du wp14">
   <w:abstractNum w:abstractNumId="0" w15:restartNumberingAfterBreak="0">
-    <w:nsid w:val="3FA54FA0"/>
+    <w:nsid w:val="1DCE2D9D"/>
     <w:multiLevelType w:val="hybridMultilevel"/>
-    <w:tmpl w:val="2DBAC3D8"/>
+    <w:tmpl w:val="63B6981A"/>
     <w:lvl w:ilvl="0" w:tplc="0807000F">
       <w:start w:val="1"/>
       <w:numFmt w:val="decimal"/>
@@ -4982,7 +7172,283 @@
       </w:pPr>
     </w:lvl>
   </w:abstractNum>
+  <w:abstractNum w:abstractNumId="1" w15:restartNumberingAfterBreak="0">
+    <w:nsid w:val="3FA54FA0"/>
+    <w:multiLevelType w:val="hybridMultilevel"/>
+    <w:tmpl w:val="2DBAC3D8"/>
+    <w:lvl w:ilvl="0" w:tplc="0807000F">
+      <w:start w:val="1"/>
+      <w:numFmt w:val="decimal"/>
+      <w:lvlText w:val="%1."/>
+      <w:lvlJc w:val="left"/>
+      <w:pPr>
+        <w:ind w:left="720" w:hanging="360"/>
+      </w:pPr>
+      <w:rPr>
+        <w:rFonts w:hint="default"/>
+      </w:rPr>
+    </w:lvl>
+    <w:lvl w:ilvl="1" w:tplc="08070019" w:tentative="1">
+      <w:start w:val="1"/>
+      <w:numFmt w:val="lowerLetter"/>
+      <w:lvlText w:val="%2."/>
+      <w:lvlJc w:val="left"/>
+      <w:pPr>
+        <w:ind w:left="1440" w:hanging="360"/>
+      </w:pPr>
+    </w:lvl>
+    <w:lvl w:ilvl="2" w:tplc="0807001B" w:tentative="1">
+      <w:start w:val="1"/>
+      <w:numFmt w:val="lowerRoman"/>
+      <w:lvlText w:val="%3."/>
+      <w:lvlJc w:val="right"/>
+      <w:pPr>
+        <w:ind w:left="2160" w:hanging="180"/>
+      </w:pPr>
+    </w:lvl>
+    <w:lvl w:ilvl="3" w:tplc="0807000F" w:tentative="1">
+      <w:start w:val="1"/>
+      <w:numFmt w:val="decimal"/>
+      <w:lvlText w:val="%4."/>
+      <w:lvlJc w:val="left"/>
+      <w:pPr>
+        <w:ind w:left="2880" w:hanging="360"/>
+      </w:pPr>
+    </w:lvl>
+    <w:lvl w:ilvl="4" w:tplc="08070019" w:tentative="1">
+      <w:start w:val="1"/>
+      <w:numFmt w:val="lowerLetter"/>
+      <w:lvlText w:val="%5."/>
+      <w:lvlJc w:val="left"/>
+      <w:pPr>
+        <w:ind w:left="3600" w:hanging="360"/>
+      </w:pPr>
+    </w:lvl>
+    <w:lvl w:ilvl="5" w:tplc="0807001B" w:tentative="1">
+      <w:start w:val="1"/>
+      <w:numFmt w:val="lowerRoman"/>
+      <w:lvlText w:val="%6."/>
+      <w:lvlJc w:val="right"/>
+      <w:pPr>
+        <w:ind w:left="4320" w:hanging="180"/>
+      </w:pPr>
+    </w:lvl>
+    <w:lvl w:ilvl="6" w:tplc="0807000F" w:tentative="1">
+      <w:start w:val="1"/>
+      <w:numFmt w:val="decimal"/>
+      <w:lvlText w:val="%7."/>
+      <w:lvlJc w:val="left"/>
+      <w:pPr>
+        <w:ind w:left="5040" w:hanging="360"/>
+      </w:pPr>
+    </w:lvl>
+    <w:lvl w:ilvl="7" w:tplc="08070019" w:tentative="1">
+      <w:start w:val="1"/>
+      <w:numFmt w:val="lowerLetter"/>
+      <w:lvlText w:val="%8."/>
+      <w:lvlJc w:val="left"/>
+      <w:pPr>
+        <w:ind w:left="5760" w:hanging="360"/>
+      </w:pPr>
+    </w:lvl>
+    <w:lvl w:ilvl="8" w:tplc="0807001B" w:tentative="1">
+      <w:start w:val="1"/>
+      <w:numFmt w:val="lowerRoman"/>
+      <w:lvlText w:val="%9."/>
+      <w:lvlJc w:val="right"/>
+      <w:pPr>
+        <w:ind w:left="6480" w:hanging="180"/>
+      </w:pPr>
+    </w:lvl>
+  </w:abstractNum>
+  <w:abstractNum w:abstractNumId="2" w15:restartNumberingAfterBreak="0">
+    <w:nsid w:val="58C721D9"/>
+    <w:multiLevelType w:val="hybridMultilevel"/>
+    <w:tmpl w:val="2B9EC86E"/>
+    <w:lvl w:ilvl="0" w:tplc="0807000F">
+      <w:start w:val="1"/>
+      <w:numFmt w:val="decimal"/>
+      <w:lvlText w:val="%1."/>
+      <w:lvlJc w:val="left"/>
+      <w:pPr>
+        <w:ind w:left="720" w:hanging="360"/>
+      </w:pPr>
+      <w:rPr>
+        <w:rFonts w:hint="default"/>
+      </w:rPr>
+    </w:lvl>
+    <w:lvl w:ilvl="1" w:tplc="08070019" w:tentative="1">
+      <w:start w:val="1"/>
+      <w:numFmt w:val="lowerLetter"/>
+      <w:lvlText w:val="%2."/>
+      <w:lvlJc w:val="left"/>
+      <w:pPr>
+        <w:ind w:left="1440" w:hanging="360"/>
+      </w:pPr>
+    </w:lvl>
+    <w:lvl w:ilvl="2" w:tplc="0807001B" w:tentative="1">
+      <w:start w:val="1"/>
+      <w:numFmt w:val="lowerRoman"/>
+      <w:lvlText w:val="%3."/>
+      <w:lvlJc w:val="right"/>
+      <w:pPr>
+        <w:ind w:left="2160" w:hanging="180"/>
+      </w:pPr>
+    </w:lvl>
+    <w:lvl w:ilvl="3" w:tplc="0807000F" w:tentative="1">
+      <w:start w:val="1"/>
+      <w:numFmt w:val="decimal"/>
+      <w:lvlText w:val="%4."/>
+      <w:lvlJc w:val="left"/>
+      <w:pPr>
+        <w:ind w:left="2880" w:hanging="360"/>
+      </w:pPr>
+    </w:lvl>
+    <w:lvl w:ilvl="4" w:tplc="08070019" w:tentative="1">
+      <w:start w:val="1"/>
+      <w:numFmt w:val="lowerLetter"/>
+      <w:lvlText w:val="%5."/>
+      <w:lvlJc w:val="left"/>
+      <w:pPr>
+        <w:ind w:left="3600" w:hanging="360"/>
+      </w:pPr>
+    </w:lvl>
+    <w:lvl w:ilvl="5" w:tplc="0807001B" w:tentative="1">
+      <w:start w:val="1"/>
+      <w:numFmt w:val="lowerRoman"/>
+      <w:lvlText w:val="%6."/>
+      <w:lvlJc w:val="right"/>
+      <w:pPr>
+        <w:ind w:left="4320" w:hanging="180"/>
+      </w:pPr>
+    </w:lvl>
+    <w:lvl w:ilvl="6" w:tplc="0807000F" w:tentative="1">
+      <w:start w:val="1"/>
+      <w:numFmt w:val="decimal"/>
+      <w:lvlText w:val="%7."/>
+      <w:lvlJc w:val="left"/>
+      <w:pPr>
+        <w:ind w:left="5040" w:hanging="360"/>
+      </w:pPr>
+    </w:lvl>
+    <w:lvl w:ilvl="7" w:tplc="08070019" w:tentative="1">
+      <w:start w:val="1"/>
+      <w:numFmt w:val="lowerLetter"/>
+      <w:lvlText w:val="%8."/>
+      <w:lvlJc w:val="left"/>
+      <w:pPr>
+        <w:ind w:left="5760" w:hanging="360"/>
+      </w:pPr>
+    </w:lvl>
+    <w:lvl w:ilvl="8" w:tplc="0807001B" w:tentative="1">
+      <w:start w:val="1"/>
+      <w:numFmt w:val="lowerRoman"/>
+      <w:lvlText w:val="%9."/>
+      <w:lvlJc w:val="right"/>
+      <w:pPr>
+        <w:ind w:left="6480" w:hanging="180"/>
+      </w:pPr>
+    </w:lvl>
+  </w:abstractNum>
+  <w:abstractNum w:abstractNumId="3" w15:restartNumberingAfterBreak="0">
+    <w:nsid w:val="5A287D03"/>
+    <w:multiLevelType w:val="hybridMultilevel"/>
+    <w:tmpl w:val="27AC362C"/>
+    <w:lvl w:ilvl="0" w:tplc="0807000F">
+      <w:start w:val="1"/>
+      <w:numFmt w:val="decimal"/>
+      <w:lvlText w:val="%1."/>
+      <w:lvlJc w:val="left"/>
+      <w:pPr>
+        <w:ind w:left="720" w:hanging="360"/>
+      </w:pPr>
+      <w:rPr>
+        <w:rFonts w:hint="default"/>
+      </w:rPr>
+    </w:lvl>
+    <w:lvl w:ilvl="1" w:tplc="08070019" w:tentative="1">
+      <w:start w:val="1"/>
+      <w:numFmt w:val="lowerLetter"/>
+      <w:lvlText w:val="%2."/>
+      <w:lvlJc w:val="left"/>
+      <w:pPr>
+        <w:ind w:left="1440" w:hanging="360"/>
+      </w:pPr>
+    </w:lvl>
+    <w:lvl w:ilvl="2" w:tplc="0807001B" w:tentative="1">
+      <w:start w:val="1"/>
+      <w:numFmt w:val="lowerRoman"/>
+      <w:lvlText w:val="%3."/>
+      <w:lvlJc w:val="right"/>
+      <w:pPr>
+        <w:ind w:left="2160" w:hanging="180"/>
+      </w:pPr>
+    </w:lvl>
+    <w:lvl w:ilvl="3" w:tplc="0807000F" w:tentative="1">
+      <w:start w:val="1"/>
+      <w:numFmt w:val="decimal"/>
+      <w:lvlText w:val="%4."/>
+      <w:lvlJc w:val="left"/>
+      <w:pPr>
+        <w:ind w:left="2880" w:hanging="360"/>
+      </w:pPr>
+    </w:lvl>
+    <w:lvl w:ilvl="4" w:tplc="08070019" w:tentative="1">
+      <w:start w:val="1"/>
+      <w:numFmt w:val="lowerLetter"/>
+      <w:lvlText w:val="%5."/>
+      <w:lvlJc w:val="left"/>
+      <w:pPr>
+        <w:ind w:left="3600" w:hanging="360"/>
+      </w:pPr>
+    </w:lvl>
+    <w:lvl w:ilvl="5" w:tplc="0807001B" w:tentative="1">
+      <w:start w:val="1"/>
+      <w:numFmt w:val="lowerRoman"/>
+      <w:lvlText w:val="%6."/>
+      <w:lvlJc w:val="right"/>
+      <w:pPr>
+        <w:ind w:left="4320" w:hanging="180"/>
+      </w:pPr>
+    </w:lvl>
+    <w:lvl w:ilvl="6" w:tplc="0807000F" w:tentative="1">
+      <w:start w:val="1"/>
+      <w:numFmt w:val="decimal"/>
+      <w:lvlText w:val="%7."/>
+      <w:lvlJc w:val="left"/>
+      <w:pPr>
+        <w:ind w:left="5040" w:hanging="360"/>
+      </w:pPr>
+    </w:lvl>
+    <w:lvl w:ilvl="7" w:tplc="08070019" w:tentative="1">
+      <w:start w:val="1"/>
+      <w:numFmt w:val="lowerLetter"/>
+      <w:lvlText w:val="%8."/>
+      <w:lvlJc w:val="left"/>
+      <w:pPr>
+        <w:ind w:left="5760" w:hanging="360"/>
+      </w:pPr>
+    </w:lvl>
+    <w:lvl w:ilvl="8" w:tplc="0807001B" w:tentative="1">
+      <w:start w:val="1"/>
+      <w:numFmt w:val="lowerRoman"/>
+      <w:lvlText w:val="%9."/>
+      <w:lvlJc w:val="right"/>
+      <w:pPr>
+        <w:ind w:left="6480" w:hanging="180"/>
+      </w:pPr>
+    </w:lvl>
+  </w:abstractNum>
   <w:num w:numId="1" w16cid:durableId="1266227048">
+    <w:abstractNumId w:val="1"/>
+  </w:num>
+  <w:num w:numId="2" w16cid:durableId="182209350">
+    <w:abstractNumId w:val="3"/>
+  </w:num>
+  <w:num w:numId="3" w16cid:durableId="453451331">
+    <w:abstractNumId w:val="2"/>
+  </w:num>
+  <w:num w:numId="4" w16cid:durableId="1987053162">
     <w:abstractNumId w:val="0"/>
   </w:num>
 </w:numbering>
@@ -5397,18 +7863,17 @@
     <w:link w:val="berschrift1Zchn"/>
     <w:uiPriority w:val="9"/>
     <w:qFormat/>
-    <w:rsid w:val="00B00399"/>
+    <w:rsid w:val="00B520FF"/>
     <w:pPr>
       <w:keepNext/>
       <w:keepLines/>
       <w:spacing w:before="360" w:after="80"/>
-      <w:jc w:val="center"/>
       <w:outlineLvl w:val="0"/>
     </w:pPr>
     <w:rPr>
       <w:rFonts w:eastAsiaTheme="majorEastAsia" w:cstheme="majorBidi"/>
       <w:color w:val="196B24" w:themeColor="accent3"/>
-      <w:sz w:val="40"/>
+      <w:sz w:val="32"/>
       <w:szCs w:val="40"/>
     </w:rPr>
   </w:style>
@@ -5418,10 +7883,9 @@
     <w:next w:val="Standard"/>
     <w:link w:val="berschrift2Zchn"/>
     <w:uiPriority w:val="9"/>
-    <w:semiHidden/>
     <w:unhideWhenUsed/>
     <w:qFormat/>
-    <w:rsid w:val="005427E1"/>
+    <w:rsid w:val="002D4E09"/>
     <w:pPr>
       <w:keepNext/>
       <w:keepLines/>
@@ -5431,7 +7895,7 @@
     <w:rPr>
       <w:rFonts w:eastAsiaTheme="majorEastAsia" w:cstheme="majorBidi"/>
       <w:color w:val="3A7C22" w:themeColor="accent6" w:themeShade="BF"/>
-      <w:sz w:val="32"/>
+      <w:sz w:val="28"/>
       <w:szCs w:val="32"/>
     </w:rPr>
   </w:style>
@@ -5591,6 +8055,7 @@
   <w:style w:type="character" w:default="1" w:styleId="Absatz-Standardschriftart">
     <w:name w:val="Default Paragraph Font"/>
     <w:uiPriority w:val="1"/>
+    <w:semiHidden/>
     <w:unhideWhenUsed/>
   </w:style>
   <w:style w:type="table" w:default="1" w:styleId="NormaleTabelle">
@@ -5619,11 +8084,11 @@
     <w:basedOn w:val="Absatz-Standardschriftart"/>
     <w:link w:val="berschrift1"/>
     <w:uiPriority w:val="9"/>
-    <w:rsid w:val="00B00399"/>
+    <w:rsid w:val="00B520FF"/>
     <w:rPr>
       <w:rFonts w:ascii="Arial" w:eastAsiaTheme="majorEastAsia" w:hAnsi="Arial" w:cstheme="majorBidi"/>
       <w:color w:val="196B24" w:themeColor="accent3"/>
-      <w:sz w:val="40"/>
+      <w:sz w:val="32"/>
       <w:szCs w:val="40"/>
     </w:rPr>
   </w:style>
@@ -5632,12 +8097,11 @@
     <w:basedOn w:val="Absatz-Standardschriftart"/>
     <w:link w:val="berschrift2"/>
     <w:uiPriority w:val="9"/>
-    <w:semiHidden/>
-    <w:rsid w:val="005427E1"/>
+    <w:rsid w:val="002D4E09"/>
     <w:rPr>
       <w:rFonts w:ascii="Arial" w:eastAsiaTheme="majorEastAsia" w:hAnsi="Arial" w:cstheme="majorBidi"/>
       <w:color w:val="3A7C22" w:themeColor="accent6" w:themeShade="BF"/>
-      <w:sz w:val="32"/>
+      <w:sz w:val="28"/>
       <w:szCs w:val="32"/>
     </w:rPr>
   </w:style>
@@ -5977,14 +8441,12 @@
     <w:rsid w:val="00C9022E"/>
     <w:pPr>
       <w:spacing w:before="240" w:after="0" w:line="259" w:lineRule="auto"/>
-      <w:jc w:val="left"/>
       <w:outlineLvl w:val="9"/>
     </w:pPr>
     <w:rPr>
       <w:rFonts w:asciiTheme="majorHAnsi" w:hAnsiTheme="majorHAnsi"/>
       <w:color w:val="0F4761" w:themeColor="accent1" w:themeShade="BF"/>
       <w:kern w:val="0"/>
-      <w:sz w:val="32"/>
       <w:szCs w:val="32"/>
       <w:lang w:eastAsia="de-CH"/>
       <w14:ligatures w14:val="none"/>
@@ -6173,7 +8635,9 @@
     <w:rsid w:val="001E16E5"/>
     <w:rsid w:val="00694809"/>
     <w:rsid w:val="006E1D43"/>
+    <w:rsid w:val="00783BF3"/>
     <w:rsid w:val="00D520C4"/>
+    <w:rsid w:val="00DE3867"/>
     <w:rsid w:val="00FA5606"/>
   </w:rsids>
   <m:mathPr>
@@ -6625,10 +9089,6 @@
     <w:semiHidden/>
     <w:unhideWhenUsed/>
   </w:style>
-  <w:style w:type="paragraph" w:customStyle="1" w:styleId="30B8492A67A2408F80C11BE8C698D772">
-    <w:name w:val="30B8492A67A2408F80C11BE8C698D772"/>
-    <w:rsid w:val="00190400"/>
-  </w:style>
   <w:style w:type="character" w:styleId="Platzhaltertext">
     <w:name w:val="Placeholder Text"/>
     <w:basedOn w:val="Absatz-Standardschriftart"/>
@@ -6638,58 +9098,6 @@
     <w:rPr>
       <w:color w:val="666666"/>
     </w:rPr>
-  </w:style>
-  <w:style w:type="paragraph" w:customStyle="1" w:styleId="6A79D8D6DC3D4CDC8D09BEC8D6C41E7C">
-    <w:name w:val="6A79D8D6DC3D4CDC8D09BEC8D6C41E7C"/>
-    <w:rsid w:val="00190400"/>
-  </w:style>
-  <w:style w:type="paragraph" w:customStyle="1" w:styleId="A959CC7DEB0F468AABEBF3E9357EA1FE">
-    <w:name w:val="A959CC7DEB0F468AABEBF3E9357EA1FE"/>
-    <w:rsid w:val="00190400"/>
-  </w:style>
-  <w:style w:type="paragraph" w:customStyle="1" w:styleId="4F20BF18FB024896B98A2203947C5DDD">
-    <w:name w:val="4F20BF18FB024896B98A2203947C5DDD"/>
-    <w:rsid w:val="00190400"/>
-  </w:style>
-  <w:style w:type="paragraph" w:customStyle="1" w:styleId="78C03ADA6D4E47579FA9196BDB5ED1B1">
-    <w:name w:val="78C03ADA6D4E47579FA9196BDB5ED1B1"/>
-    <w:rsid w:val="001E16E5"/>
-  </w:style>
-  <w:style w:type="paragraph" w:customStyle="1" w:styleId="9952740B4C7C4010AAF6CE42E660D1C4">
-    <w:name w:val="9952740B4C7C4010AAF6CE42E660D1C4"/>
-    <w:rsid w:val="001E16E5"/>
-  </w:style>
-  <w:style w:type="paragraph" w:customStyle="1" w:styleId="99C6480298204CB988FB30AFA31DE97F">
-    <w:name w:val="99C6480298204CB988FB30AFA31DE97F"/>
-    <w:rsid w:val="00190400"/>
-  </w:style>
-  <w:style w:type="paragraph" w:customStyle="1" w:styleId="5C26176F646E455DB50B7FB2A14DDE86">
-    <w:name w:val="5C26176F646E455DB50B7FB2A14DDE86"/>
-    <w:rsid w:val="001E16E5"/>
-  </w:style>
-  <w:style w:type="paragraph" w:customStyle="1" w:styleId="F9DFA312AF0546EBA9769EB058E04EF2">
-    <w:name w:val="F9DFA312AF0546EBA9769EB058E04EF2"/>
-    <w:rsid w:val="001E16E5"/>
-  </w:style>
-  <w:style w:type="paragraph" w:customStyle="1" w:styleId="F1849676C296437BA815979BC26501AA">
-    <w:name w:val="F1849676C296437BA815979BC26501AA"/>
-    <w:rsid w:val="001E16E5"/>
-  </w:style>
-  <w:style w:type="paragraph" w:customStyle="1" w:styleId="D8BD20D854454060ADFBF0D99B8E0E4A">
-    <w:name w:val="D8BD20D854454060ADFBF0D99B8E0E4A"/>
-    <w:rsid w:val="00190400"/>
-  </w:style>
-  <w:style w:type="paragraph" w:customStyle="1" w:styleId="84A5F7F1B60F4CE9A44C8CC2B2C43757">
-    <w:name w:val="84A5F7F1B60F4CE9A44C8CC2B2C43757"/>
-    <w:rsid w:val="00190400"/>
-  </w:style>
-  <w:style w:type="paragraph" w:customStyle="1" w:styleId="A05D93FD46B6446ABF8E40B7344DA99B">
-    <w:name w:val="A05D93FD46B6446ABF8E40B7344DA99B"/>
-    <w:rsid w:val="00190400"/>
-  </w:style>
-  <w:style w:type="paragraph" w:customStyle="1" w:styleId="0BBA02C2CC8B43A29F6DAF23B429C741">
-    <w:name w:val="0BBA02C2CC8B43A29F6DAF23B429C741"/>
-    <w:rsid w:val="00190400"/>
   </w:style>
 </w:styles>
 </file>
@@ -7008,15 +9416,18 @@
 </file>
 
 <file path=customXml/item2.xml><?xml version="1.0" encoding="utf-8"?>
-<?mso-contentType ?>
-<FormTemplates xmlns="http://schemas.microsoft.com/sharepoint/v3/contenttype/forms">
-  <Display>DocumentLibraryForm</Display>
-  <Edit>DocumentLibraryForm</Edit>
-  <New>DocumentLibraryForm</New>
-</FormTemplates>
+<p:properties xmlns:p="http://schemas.microsoft.com/office/2006/metadata/properties" xmlns:xsi="http://www.w3.org/2001/XMLSchema-instance" xmlns:pc="http://schemas.microsoft.com/office/infopath/2007/PartnerControls">
+  <documentManagement>
+    <_activity xmlns="9975a1c8-4b42-4a48-804c-639778ea6a98" xsi:nil="true"/>
+  </documentManagement>
+</p:properties>
 </file>
 
 <file path=customXml/item3.xml><?xml version="1.0" encoding="utf-8"?>
+<b:Sources xmlns:b="http://schemas.openxmlformats.org/officeDocument/2006/bibliography" xmlns="http://schemas.openxmlformats.org/officeDocument/2006/bibliography" SelectedStyle="\APASixthEditionOfficeOnline.xsl" StyleName="APA" Version="6"/>
+</file>
+
+<file path=customXml/item4.xml><?xml version="1.0" encoding="utf-8"?>
 <ct:contentTypeSchema xmlns:ct="http://schemas.microsoft.com/office/2006/metadata/contentType" xmlns:ma="http://schemas.microsoft.com/office/2006/metadata/properties/metaAttributes" ct:_="" ma:_="" ma:contentTypeName="Dokument" ma:contentTypeID="0x010100B6C96303856C0B4AB60F7A117E0597E8" ma:contentTypeVersion="6" ma:contentTypeDescription="Ein neues Dokument erstellen." ma:contentTypeScope="" ma:versionID="0af04692270943b2dbd21270e8cb3534">
   <xsd:schema xmlns:xsd="http://www.w3.org/2001/XMLSchema" xmlns:xs="http://www.w3.org/2001/XMLSchema" xmlns:p="http://schemas.microsoft.com/office/2006/metadata/properties" xmlns:ns3="9975a1c8-4b42-4a48-804c-639778ea6a98" targetNamespace="http://schemas.microsoft.com/office/2006/metadata/properties" ma:root="true" ma:fieldsID="645b28cd9837c47f4dce09eb76aad64c" ns3:_="">
     <xsd:import namespace="9975a1c8-4b42-4a48-804c-639778ea6a98"/>
@@ -7172,16 +9583,13 @@
 </ct:contentTypeSchema>
 </file>
 
-<file path=customXml/item4.xml><?xml version="1.0" encoding="utf-8"?>
-<b:Sources xmlns:b="http://schemas.openxmlformats.org/officeDocument/2006/bibliography" xmlns="http://schemas.openxmlformats.org/officeDocument/2006/bibliography" SelectedStyle="\APASixthEditionOfficeOnline.xsl" StyleName="APA" Version="6"/>
-</file>
-
 <file path=customXml/item5.xml><?xml version="1.0" encoding="utf-8"?>
-<p:properties xmlns:p="http://schemas.microsoft.com/office/2006/metadata/properties" xmlns:xsi="http://www.w3.org/2001/XMLSchema-instance" xmlns:pc="http://schemas.microsoft.com/office/infopath/2007/PartnerControls">
-  <documentManagement>
-    <_activity xmlns="9975a1c8-4b42-4a48-804c-639778ea6a98" xsi:nil="true"/>
-  </documentManagement>
-</p:properties>
+<?mso-contentType ?>
+<FormTemplates xmlns="http://schemas.microsoft.com/sharepoint/v3/contenttype/forms">
+  <Display>DocumentLibraryForm</Display>
+  <Edit>DocumentLibraryForm</Edit>
+  <New>DocumentLibraryForm</New>
+</FormTemplates>
 </file>
 
 <file path=customXml/itemProps1.xml><?xml version="1.0" encoding="utf-8"?>
@@ -7193,14 +9601,24 @@
 </file>
 
 <file path=customXml/itemProps2.xml><?xml version="1.0" encoding="utf-8"?>
-<ds:datastoreItem xmlns:ds="http://schemas.openxmlformats.org/officeDocument/2006/customXml" ds:itemID="{484BE72A-CB42-463E-8EEB-C713C05E1BBC}">
+<ds:datastoreItem xmlns:ds="http://schemas.openxmlformats.org/officeDocument/2006/customXml" ds:itemID="{5C22D8E1-2EAF-4B88-B097-A7A6E86FBC2A}">
   <ds:schemaRefs>
-    <ds:schemaRef ds:uri="http://schemas.microsoft.com/sharepoint/v3/contenttype/forms"/>
+    <ds:schemaRef ds:uri="http://schemas.microsoft.com/office/2006/metadata/properties"/>
+    <ds:schemaRef ds:uri="http://schemas.microsoft.com/office/infopath/2007/PartnerControls"/>
+    <ds:schemaRef ds:uri="9975a1c8-4b42-4a48-804c-639778ea6a98"/>
   </ds:schemaRefs>
 </ds:datastoreItem>
 </file>
 
 <file path=customXml/itemProps3.xml><?xml version="1.0" encoding="utf-8"?>
+<ds:datastoreItem xmlns:ds="http://schemas.openxmlformats.org/officeDocument/2006/customXml" ds:itemID="{59C2E811-2506-4966-AE2F-F7797BD31596}">
+  <ds:schemaRefs>
+    <ds:schemaRef ds:uri="http://schemas.openxmlformats.org/officeDocument/2006/bibliography"/>
+  </ds:schemaRefs>
+</ds:datastoreItem>
+</file>
+
+<file path=customXml/itemProps4.xml><?xml version="1.0" encoding="utf-8"?>
 <ds:datastoreItem xmlns:ds="http://schemas.openxmlformats.org/officeDocument/2006/customXml" ds:itemID="{1575C562-6D65-4A00-A2A1-70421E05C303}">
   <ds:schemaRefs>
     <ds:schemaRef ds:uri="http://schemas.microsoft.com/office/2006/metadata/contentType"/>
@@ -7218,20 +9636,10 @@
 </ds:datastoreItem>
 </file>
 
-<file path=customXml/itemProps4.xml><?xml version="1.0" encoding="utf-8"?>
-<ds:datastoreItem xmlns:ds="http://schemas.openxmlformats.org/officeDocument/2006/customXml" ds:itemID="{59C2E811-2506-4966-AE2F-F7797BD31596}">
+<file path=customXml/itemProps5.xml><?xml version="1.0" encoding="utf-8"?>
+<ds:datastoreItem xmlns:ds="http://schemas.openxmlformats.org/officeDocument/2006/customXml" ds:itemID="{484BE72A-CB42-463E-8EEB-C713C05E1BBC}">
   <ds:schemaRefs>
-    <ds:schemaRef ds:uri="http://schemas.openxmlformats.org/officeDocument/2006/bibliography"/>
-  </ds:schemaRefs>
-</ds:datastoreItem>
-</file>
-
-<file path=customXml/itemProps5.xml><?xml version="1.0" encoding="utf-8"?>
-<ds:datastoreItem xmlns:ds="http://schemas.openxmlformats.org/officeDocument/2006/customXml" ds:itemID="{5C22D8E1-2EAF-4B88-B097-A7A6E86FBC2A}">
-  <ds:schemaRefs>
-    <ds:schemaRef ds:uri="http://schemas.microsoft.com/office/2006/metadata/properties"/>
-    <ds:schemaRef ds:uri="http://schemas.microsoft.com/office/infopath/2007/PartnerControls"/>
-    <ds:schemaRef ds:uri="9975a1c8-4b42-4a48-804c-639778ea6a98"/>
+    <ds:schemaRef ds:uri="http://schemas.microsoft.com/sharepoint/v3/contenttype/forms"/>
   </ds:schemaRefs>
 </ds:datastoreItem>
 </file>